--- a/vkr/Задание-календарный план.docx
+++ b/vkr/Задание-календарный план.docx
@@ -1,6 +1,6 @@
 
 <file path=word/document.xml><?xml version="1.0" encoding="utf-8"?>
-<w:document xmlns:wpc="http://schemas.microsoft.com/office/word/2010/wordprocessingCanvas" xmlns:cx="http://schemas.microsoft.com/office/drawing/2014/chartex" xmlns:cx1="http://schemas.microsoft.com/office/drawing/2015/9/8/chartex" xmlns:cx2="http://schemas.microsoft.com/office/drawing/2015/10/21/chartex" xmlns:cx3="http://schemas.microsoft.com/office/drawing/2016/5/9/chartex" xmlns:cx4="http://schemas.microsoft.com/office/drawing/2016/5/10/chartex" xmlns:cx5="http://schemas.microsoft.com/office/drawing/2016/5/11/chartex" xmlns:cx6="http://schemas.microsoft.com/office/drawing/2016/5/12/chartex" xmlns:cx7="http://schemas.microsoft.com/office/drawing/2016/5/13/chartex" xmlns:cx8="http://schemas.microsoft.com/office/drawing/2016/5/14/chartex" xmlns:mc="http://schemas.openxmlformats.org/markup-compatibility/2006" xmlns:aink="http://schemas.microsoft.com/office/drawing/2016/ink" xmlns:am3d="http://schemas.microsoft.com/office/drawing/2017/model3d" xmlns:o="urn:schemas-microsoft-com:office:office" xmlns:oel="http://schemas.microsoft.com/office/2019/extlst" xmlns:r="http://schemas.openxmlformats.org/officeDocument/2006/relationships" xmlns:m="http://schemas.openxmlformats.org/officeDocument/2006/math" xmlns:v="urn:schemas-microsoft-com:vml" xmlns:wp14="http://schemas.microsoft.com/office/word/2010/wordprocessingDrawing" xmlns:wp="http://schemas.openxmlformats.org/drawingml/2006/wordprocessingDrawing" xmlns:w10="urn:schemas-microsoft-com:office:word" xmlns:w="http://schemas.openxmlformats.org/wordprocessingml/2006/main" xmlns:w14="http://schemas.microsoft.com/office/word/2010/wordml" xmlns:w15="http://schemas.microsoft.com/office/word/2012/wordml" xmlns:w16cex="http://schemas.microsoft.com/office/word/2018/wordml/cex" xmlns:w16cid="http://schemas.microsoft.com/office/word/2016/wordml/cid" xmlns:w16="http://schemas.microsoft.com/office/word/2018/wordml" xmlns:w16sdtdh="http://schemas.microsoft.com/office/word/2020/wordml/sdtdatahash" xmlns:w16se="http://schemas.microsoft.com/office/word/2015/wordml/symex" xmlns:wpg="http://schemas.microsoft.com/office/word/2010/wordprocessingGroup" xmlns:wpi="http://schemas.microsoft.com/office/word/2010/wordprocessingInk" xmlns:wne="http://schemas.microsoft.com/office/word/2006/wordml" xmlns:wps="http://schemas.microsoft.com/office/word/2010/wordprocessingShape" mc:Ignorable="w14 w15 w16se w16cid w16 w16cex w16sdtdh wp14">
+<w:document xmlns:wpc="http://schemas.microsoft.com/office/word/2010/wordprocessingCanvas" xmlns:cx="http://schemas.microsoft.com/office/drawing/2014/chartex" xmlns:cx1="http://schemas.microsoft.com/office/drawing/2015/9/8/chartex" xmlns:cx2="http://schemas.microsoft.com/office/drawing/2015/10/21/chartex" xmlns:cx3="http://schemas.microsoft.com/office/drawing/2016/5/9/chartex" xmlns:cx4="http://schemas.microsoft.com/office/drawing/2016/5/10/chartex" xmlns:cx5="http://schemas.microsoft.com/office/drawing/2016/5/11/chartex" xmlns:cx6="http://schemas.microsoft.com/office/drawing/2016/5/12/chartex" xmlns:cx7="http://schemas.microsoft.com/office/drawing/2016/5/13/chartex" xmlns:cx8="http://schemas.microsoft.com/office/drawing/2016/5/14/chartex" xmlns:mc="http://schemas.openxmlformats.org/markup-compatibility/2006" xmlns:aink="http://schemas.microsoft.com/office/drawing/2016/ink" xmlns:am3d="http://schemas.microsoft.com/office/drawing/2017/model3d" xmlns:o="urn:schemas-microsoft-com:office:office" xmlns:r="http://schemas.openxmlformats.org/officeDocument/2006/relationships" xmlns:m="http://schemas.openxmlformats.org/officeDocument/2006/math" xmlns:v="urn:schemas-microsoft-com:vml" xmlns:wp14="http://schemas.microsoft.com/office/word/2010/wordprocessingDrawing" xmlns:wp="http://schemas.openxmlformats.org/drawingml/2006/wordprocessingDrawing" xmlns:w10="urn:schemas-microsoft-com:office:word" xmlns:w="http://schemas.openxmlformats.org/wordprocessingml/2006/main" xmlns:w14="http://schemas.microsoft.com/office/word/2010/wordml" xmlns:w15="http://schemas.microsoft.com/office/word/2012/wordml" xmlns:w16cid="http://schemas.microsoft.com/office/word/2016/wordml/cid" xmlns:w16se="http://schemas.microsoft.com/office/word/2015/wordml/symex" xmlns:wpg="http://schemas.microsoft.com/office/word/2010/wordprocessingGroup" xmlns:wpi="http://schemas.microsoft.com/office/word/2010/wordprocessingInk" xmlns:wne="http://schemas.microsoft.com/office/word/2006/wordml" xmlns:wps="http://schemas.microsoft.com/office/word/2010/wordprocessingShape" mc:Ignorable="w14 w15 w16se w16cid wp14">
   <w:body>
     <w:p>
       <w:pPr>
@@ -794,12 +794,12 @@
     </w:tbl>
     <w:p>
       <w:pPr>
-        <w:pStyle w:val="BodyText2"/>
+        <w:pStyle w:val="22"/>
       </w:pPr>
     </w:p>
     <w:tbl>
       <w:tblPr>
-        <w:tblStyle w:val="TableGrid"/>
+        <w:tblStyle w:val="ac"/>
         <w:tblW w:w="0" w:type="auto"/>
         <w:tblInd w:w="94" w:type="dxa"/>
         <w:tblLook w:val="04A0" w:firstRow="1" w:lastRow="0" w:firstColumn="1" w:lastColumn="0" w:noHBand="0" w:noVBand="1"/>
@@ -816,7 +816,7 @@
           </w:tcPr>
           <w:p>
             <w:pPr>
-              <w:pStyle w:val="BodyText2"/>
+              <w:pStyle w:val="22"/>
             </w:pPr>
             <w:r>
               <w:t>Тема квалификационной работы утверждена р</w:t>
@@ -840,7 +840,7 @@
           </w:tcPr>
           <w:p>
             <w:pPr>
-              <w:pStyle w:val="BodyText2"/>
+              <w:pStyle w:val="22"/>
             </w:pPr>
             <w:r>
               <w:t>Название факультета:</w:t>
@@ -853,7 +853,7 @@
           </w:tcPr>
           <w:p>
             <w:pPr>
-              <w:pStyle w:val="BodyText2"/>
+              <w:pStyle w:val="22"/>
             </w:pPr>
             <w:r>
               <w:t>Информатика и системы управления</w:t>
@@ -868,7 +868,7 @@
           </w:tcPr>
           <w:p>
             <w:pPr>
-              <w:pStyle w:val="BodyText2"/>
+              <w:pStyle w:val="22"/>
             </w:pPr>
             <w:r>
               <w:t>Дата и рег. номер</w:t>
@@ -885,7 +885,7 @@
           </w:tcPr>
           <w:p>
             <w:pPr>
-              <w:pStyle w:val="BodyText2"/>
+              <w:pStyle w:val="22"/>
               <w:jc w:val="left"/>
             </w:pPr>
             <w:r>
@@ -918,12 +918,12 @@
     </w:tbl>
     <w:p>
       <w:pPr>
-        <w:pStyle w:val="BodyText2"/>
-      </w:pPr>
-    </w:p>
-    <w:p>
-      <w:pPr>
-        <w:pStyle w:val="BodyText3"/>
+        <w:pStyle w:val="22"/>
+      </w:pPr>
+    </w:p>
+    <w:p>
+      <w:pPr>
+        <w:pStyle w:val="31"/>
         <w:spacing w:line="276" w:lineRule="auto"/>
         <w:rPr>
           <w:u w:val="single"/>
@@ -950,7 +950,7 @@
     </w:p>
     <w:p>
       <w:pPr>
-        <w:pStyle w:val="BodyText3"/>
+        <w:pStyle w:val="31"/>
         <w:spacing w:line="276" w:lineRule="auto"/>
         <w:rPr>
           <w:b w:val="0"/>
@@ -1172,13 +1172,45 @@
         <w:rPr>
           <w:u w:val="single"/>
         </w:rPr>
+        <w:t xml:space="preserve">Разработать </w:t>
+      </w:r>
+      <w:r>
+        <w:rPr>
+          <w:u w:val="single"/>
+        </w:rPr>
+        <w:t>структуры программного обеспечения и его компонентов</w:t>
+      </w:r>
+      <w:r>
+        <w:rPr>
+          <w:u w:val="single"/>
+        </w:rPr>
+        <w:t>.</w:t>
+      </w:r>
+      <w:r>
+        <w:rPr>
+          <w:u w:val="single"/>
+        </w:rPr>
+        <w:t xml:space="preserve"> </w:t>
+      </w:r>
+      <w:r>
+        <w:rPr>
+          <w:u w:val="single"/>
+        </w:rPr>
         <w:t>Выполнить п</w:t>
       </w:r>
       <w:r>
         <w:rPr>
           <w:u w:val="single"/>
         </w:rPr>
-        <w:t>роектирование программных компонентов: парсера, статического анализатора,</w:t>
+        <w:t>рое</w:t>
+      </w:r>
+      <w:bookmarkStart w:id="0" w:name="_GoBack"/>
+      <w:bookmarkEnd w:id="0"/>
+      <w:r>
+        <w:rPr>
+          <w:u w:val="single"/>
+        </w:rPr>
+        <w:t>ктирование программных компонентов: парсера, статического анализатора,</w:t>
       </w:r>
       <w:r>
         <w:rPr>
@@ -1204,44 +1236,38 @@
         <w:rPr>
           <w:u w:val="single"/>
         </w:rPr>
-        <w:t xml:space="preserve"> Разработать </w:t>
-      </w:r>
-      <w:r>
-        <w:rPr>
-          <w:u w:val="single"/>
-        </w:rPr>
-        <w:t xml:space="preserve">структуры программного обеспечения и его </w:t>
+        <w:t xml:space="preserve"> </w:t>
+      </w:r>
+      <w:r>
+        <w:rPr>
+          <w:u w:val="single"/>
+        </w:rPr>
+        <w:t xml:space="preserve">Реализовать </w:t>
+      </w:r>
+      <w:r>
+        <w:rPr>
+          <w:u w:val="single"/>
+        </w:rPr>
+        <w:t>компонент</w:t>
+      </w:r>
+      <w:r>
+        <w:rPr>
+          <w:u w:val="single"/>
+        </w:rPr>
+        <w:t xml:space="preserve">ы </w:t>
+      </w:r>
+      <w:r>
+        <w:rPr>
+          <w:u w:val="single"/>
+        </w:rPr>
+        <w:t xml:space="preserve">ПО с использованием выбранных средств </w:t>
       </w:r>
       <w:r>
         <w:rPr>
           <w:u w:val="single"/>
         </w:rPr>
         <w:lastRenderedPageBreak/>
-        <w:t>компонентов</w:t>
-      </w:r>
-      <w:r>
-        <w:rPr>
-          <w:u w:val="single"/>
-        </w:rPr>
-        <w:t xml:space="preserve">. Реализовать </w:t>
-      </w:r>
-      <w:r>
-        <w:rPr>
-          <w:u w:val="single"/>
-        </w:rPr>
-        <w:t>компонент</w:t>
-      </w:r>
-      <w:r>
-        <w:rPr>
-          <w:u w:val="single"/>
-        </w:rPr>
-        <w:t xml:space="preserve">ы </w:t>
-      </w:r>
-      <w:r>
-        <w:rPr>
-          <w:u w:val="single"/>
-        </w:rPr>
-        <w:t>ПО с использованием выбранных средств разработки</w:t>
+        <w:t>разработки</w:t>
       </w:r>
       <w:r>
         <w:rPr>
@@ -1453,9 +1479,6 @@
     <w:p>
       <w:pPr>
         <w:jc w:val="both"/>
-        <w:rPr>
-          <w:lang w:val="en-US"/>
-        </w:rPr>
       </w:pPr>
       <w:r>
         <w:t xml:space="preserve">Расчетно-пояснительная записка на </w:t>
@@ -2691,20 +2714,11 @@
       </w:r>
       <w:r>
         <w:rPr>
-          <w:b/>
           <w:sz w:val="28"/>
           <w:szCs w:val="28"/>
           <w:u w:val="single"/>
         </w:rPr>
-        <w:t>ИУ6</w:t>
-      </w:r>
-      <w:r>
-        <w:rPr>
-          <w:sz w:val="28"/>
-          <w:szCs w:val="28"/>
-          <w:u w:val="single"/>
-        </w:rPr>
-        <w:t>- </w:t>
+        <w:t>ИУ6-</w:t>
       </w:r>
       <w:r>
         <w:rPr>
@@ -2975,7 +2989,7 @@
           <w:u w:val="single"/>
           <w:lang w:eastAsia="en-US"/>
         </w:rPr>
-        <w:t>                            </w:t>
+        <w:t>а</w:t>
       </w:r>
       <w:r>
         <w:rPr>
@@ -2984,7 +2998,16 @@
           <w:u w:val="single"/>
           <w:lang w:eastAsia="en-US"/>
         </w:rPr>
-        <w:t>    </w:t>
+        <w:t>                            </w:t>
+      </w:r>
+      <w:r>
+        <w:rPr>
+          <w:sz w:val="28"/>
+          <w:szCs w:val="28"/>
+          <w:u w:val="single"/>
+          <w:lang w:eastAsia="en-US"/>
+        </w:rPr>
+        <w:t>   </w:t>
       </w:r>
     </w:p>
     <w:p>
@@ -3538,7 +3561,7 @@
                 <w:szCs w:val="24"/>
                 <w:u w:val="single"/>
               </w:rPr>
-              <w:t>_</w:t>
+              <w:t>09.20</w:t>
             </w:r>
             <w:r>
               <w:rPr>
@@ -3546,7 +3569,7 @@
                 <w:szCs w:val="24"/>
                 <w:u w:val="single"/>
               </w:rPr>
-              <w:t>09.20</w:t>
+              <w:t>2</w:t>
             </w:r>
             <w:r>
               <w:rPr>
@@ -3554,23 +3577,7 @@
                 <w:szCs w:val="24"/>
                 <w:u w:val="single"/>
               </w:rPr>
-              <w:t>2</w:t>
-            </w:r>
-            <w:r>
-              <w:rPr>
-                <w:i/>
-                <w:szCs w:val="24"/>
-                <w:u w:val="single"/>
-              </w:rPr>
               <w:t>5</w:t>
-            </w:r>
-            <w:r>
-              <w:rPr>
-                <w:i/>
-                <w:szCs w:val="24"/>
-                <w:u w:val="single"/>
-              </w:rPr>
-              <w:t>_</w:t>
             </w:r>
           </w:p>
           <w:p>
@@ -3771,35 +3778,23 @@
             <w:r>
               <w:rPr>
                 <w:i/>
-              </w:rPr>
-              <w:t>_</w:t>
+                <w:u w:val="single"/>
+              </w:rPr>
+              <w:t>12.20</w:t>
             </w:r>
             <w:r>
               <w:rPr>
                 <w:i/>
                 <w:u w:val="single"/>
               </w:rPr>
-              <w:t>12.20</w:t>
+              <w:t>2</w:t>
             </w:r>
             <w:r>
               <w:rPr>
                 <w:i/>
                 <w:u w:val="single"/>
               </w:rPr>
-              <w:t>2</w:t>
-            </w:r>
-            <w:r>
-              <w:rPr>
-                <w:i/>
-                <w:u w:val="single"/>
-              </w:rPr>
               <w:t>5</w:t>
-            </w:r>
-            <w:r>
-              <w:rPr>
-                <w:i/>
-              </w:rPr>
-              <w:t>_</w:t>
             </w:r>
           </w:p>
           <w:p>
@@ -6336,7 +6331,7 @@
 </file>
 
 <file path=word/endnotes.xml><?xml version="1.0" encoding="utf-8"?>
-<w:endnotes xmlns:wpc="http://schemas.microsoft.com/office/word/2010/wordprocessingCanvas" xmlns:cx="http://schemas.microsoft.com/office/drawing/2014/chartex" xmlns:cx1="http://schemas.microsoft.com/office/drawing/2015/9/8/chartex" xmlns:cx2="http://schemas.microsoft.com/office/drawing/2015/10/21/chartex" xmlns:cx3="http://schemas.microsoft.com/office/drawing/2016/5/9/chartex" xmlns:cx4="http://schemas.microsoft.com/office/drawing/2016/5/10/chartex" xmlns:cx5="http://schemas.microsoft.com/office/drawing/2016/5/11/chartex" xmlns:cx6="http://schemas.microsoft.com/office/drawing/2016/5/12/chartex" xmlns:cx7="http://schemas.microsoft.com/office/drawing/2016/5/13/chartex" xmlns:cx8="http://schemas.microsoft.com/office/drawing/2016/5/14/chartex" xmlns:mc="http://schemas.openxmlformats.org/markup-compatibility/2006" xmlns:aink="http://schemas.microsoft.com/office/drawing/2016/ink" xmlns:am3d="http://schemas.microsoft.com/office/drawing/2017/model3d" xmlns:o="urn:schemas-microsoft-com:office:office" xmlns:oel="http://schemas.microsoft.com/office/2019/extlst" xmlns:r="http://schemas.openxmlformats.org/officeDocument/2006/relationships" xmlns:m="http://schemas.openxmlformats.org/officeDocument/2006/math" xmlns:v="urn:schemas-microsoft-com:vml" xmlns:wp14="http://schemas.microsoft.com/office/word/2010/wordprocessingDrawing" xmlns:wp="http://schemas.openxmlformats.org/drawingml/2006/wordprocessingDrawing" xmlns:w10="urn:schemas-microsoft-com:office:word" xmlns:w="http://schemas.openxmlformats.org/wordprocessingml/2006/main" xmlns:w14="http://schemas.microsoft.com/office/word/2010/wordml" xmlns:w15="http://schemas.microsoft.com/office/word/2012/wordml" xmlns:w16cex="http://schemas.microsoft.com/office/word/2018/wordml/cex" xmlns:w16cid="http://schemas.microsoft.com/office/word/2016/wordml/cid" xmlns:w16="http://schemas.microsoft.com/office/word/2018/wordml" xmlns:w16sdtdh="http://schemas.microsoft.com/office/word/2020/wordml/sdtdatahash" xmlns:w16se="http://schemas.microsoft.com/office/word/2015/wordml/symex" xmlns:wpg="http://schemas.microsoft.com/office/word/2010/wordprocessingGroup" xmlns:wpi="http://schemas.microsoft.com/office/word/2010/wordprocessingInk" xmlns:wne="http://schemas.microsoft.com/office/word/2006/wordml" xmlns:wps="http://schemas.microsoft.com/office/word/2010/wordprocessingShape" mc:Ignorable="w14 w15 w16se w16cid w16 w16cex w16sdtdh wp14">
+<w:endnotes xmlns:wpc="http://schemas.microsoft.com/office/word/2010/wordprocessingCanvas" xmlns:cx="http://schemas.microsoft.com/office/drawing/2014/chartex" xmlns:cx1="http://schemas.microsoft.com/office/drawing/2015/9/8/chartex" xmlns:cx2="http://schemas.microsoft.com/office/drawing/2015/10/21/chartex" xmlns:cx3="http://schemas.microsoft.com/office/drawing/2016/5/9/chartex" xmlns:cx4="http://schemas.microsoft.com/office/drawing/2016/5/10/chartex" xmlns:cx5="http://schemas.microsoft.com/office/drawing/2016/5/11/chartex" xmlns:cx6="http://schemas.microsoft.com/office/drawing/2016/5/12/chartex" xmlns:cx7="http://schemas.microsoft.com/office/drawing/2016/5/13/chartex" xmlns:cx8="http://schemas.microsoft.com/office/drawing/2016/5/14/chartex" xmlns:mc="http://schemas.openxmlformats.org/markup-compatibility/2006" xmlns:aink="http://schemas.microsoft.com/office/drawing/2016/ink" xmlns:am3d="http://schemas.microsoft.com/office/drawing/2017/model3d" xmlns:o="urn:schemas-microsoft-com:office:office" xmlns:r="http://schemas.openxmlformats.org/officeDocument/2006/relationships" xmlns:m="http://schemas.openxmlformats.org/officeDocument/2006/math" xmlns:v="urn:schemas-microsoft-com:vml" xmlns:wp14="http://schemas.microsoft.com/office/word/2010/wordprocessingDrawing" xmlns:wp="http://schemas.openxmlformats.org/drawingml/2006/wordprocessingDrawing" xmlns:w10="urn:schemas-microsoft-com:office:word" xmlns:w="http://schemas.openxmlformats.org/wordprocessingml/2006/main" xmlns:w14="http://schemas.microsoft.com/office/word/2010/wordml" xmlns:w15="http://schemas.microsoft.com/office/word/2012/wordml" xmlns:w16cid="http://schemas.microsoft.com/office/word/2016/wordml/cid" xmlns:w16se="http://schemas.microsoft.com/office/word/2015/wordml/symex" xmlns:wpg="http://schemas.microsoft.com/office/word/2010/wordprocessingGroup" xmlns:wpi="http://schemas.microsoft.com/office/word/2010/wordprocessingInk" xmlns:wne="http://schemas.microsoft.com/office/word/2006/wordml" xmlns:wps="http://schemas.microsoft.com/office/word/2010/wordprocessingShape" mc:Ignorable="w14 w15 w16se w16cid wp14">
   <w:endnote w:type="separator" w:id="-1">
     <w:p>
       <w:r>
@@ -6355,7 +6350,7 @@
 </file>
 
 <file path=word/footnotes.xml><?xml version="1.0" encoding="utf-8"?>
-<w:footnotes xmlns:wpc="http://schemas.microsoft.com/office/word/2010/wordprocessingCanvas" xmlns:cx="http://schemas.microsoft.com/office/drawing/2014/chartex" xmlns:cx1="http://schemas.microsoft.com/office/drawing/2015/9/8/chartex" xmlns:cx2="http://schemas.microsoft.com/office/drawing/2015/10/21/chartex" xmlns:cx3="http://schemas.microsoft.com/office/drawing/2016/5/9/chartex" xmlns:cx4="http://schemas.microsoft.com/office/drawing/2016/5/10/chartex" xmlns:cx5="http://schemas.microsoft.com/office/drawing/2016/5/11/chartex" xmlns:cx6="http://schemas.microsoft.com/office/drawing/2016/5/12/chartex" xmlns:cx7="http://schemas.microsoft.com/office/drawing/2016/5/13/chartex" xmlns:cx8="http://schemas.microsoft.com/office/drawing/2016/5/14/chartex" xmlns:mc="http://schemas.openxmlformats.org/markup-compatibility/2006" xmlns:aink="http://schemas.microsoft.com/office/drawing/2016/ink" xmlns:am3d="http://schemas.microsoft.com/office/drawing/2017/model3d" xmlns:o="urn:schemas-microsoft-com:office:office" xmlns:oel="http://schemas.microsoft.com/office/2019/extlst" xmlns:r="http://schemas.openxmlformats.org/officeDocument/2006/relationships" xmlns:m="http://schemas.openxmlformats.org/officeDocument/2006/math" xmlns:v="urn:schemas-microsoft-com:vml" xmlns:wp14="http://schemas.microsoft.com/office/word/2010/wordprocessingDrawing" xmlns:wp="http://schemas.openxmlformats.org/drawingml/2006/wordprocessingDrawing" xmlns:w10="urn:schemas-microsoft-com:office:word" xmlns:w="http://schemas.openxmlformats.org/wordprocessingml/2006/main" xmlns:w14="http://schemas.microsoft.com/office/word/2010/wordml" xmlns:w15="http://schemas.microsoft.com/office/word/2012/wordml" xmlns:w16cex="http://schemas.microsoft.com/office/word/2018/wordml/cex" xmlns:w16cid="http://schemas.microsoft.com/office/word/2016/wordml/cid" xmlns:w16="http://schemas.microsoft.com/office/word/2018/wordml" xmlns:w16sdtdh="http://schemas.microsoft.com/office/word/2020/wordml/sdtdatahash" xmlns:w16se="http://schemas.microsoft.com/office/word/2015/wordml/symex" xmlns:wpg="http://schemas.microsoft.com/office/word/2010/wordprocessingGroup" xmlns:wpi="http://schemas.microsoft.com/office/word/2010/wordprocessingInk" xmlns:wne="http://schemas.microsoft.com/office/word/2006/wordml" xmlns:wps="http://schemas.microsoft.com/office/word/2010/wordprocessingShape" mc:Ignorable="w14 w15 w16se w16cid w16 w16cex w16sdtdh wp14">
+<w:footnotes xmlns:wpc="http://schemas.microsoft.com/office/word/2010/wordprocessingCanvas" xmlns:cx="http://schemas.microsoft.com/office/drawing/2014/chartex" xmlns:cx1="http://schemas.microsoft.com/office/drawing/2015/9/8/chartex" xmlns:cx2="http://schemas.microsoft.com/office/drawing/2015/10/21/chartex" xmlns:cx3="http://schemas.microsoft.com/office/drawing/2016/5/9/chartex" xmlns:cx4="http://schemas.microsoft.com/office/drawing/2016/5/10/chartex" xmlns:cx5="http://schemas.microsoft.com/office/drawing/2016/5/11/chartex" xmlns:cx6="http://schemas.microsoft.com/office/drawing/2016/5/12/chartex" xmlns:cx7="http://schemas.microsoft.com/office/drawing/2016/5/13/chartex" xmlns:cx8="http://schemas.microsoft.com/office/drawing/2016/5/14/chartex" xmlns:mc="http://schemas.openxmlformats.org/markup-compatibility/2006" xmlns:aink="http://schemas.microsoft.com/office/drawing/2016/ink" xmlns:am3d="http://schemas.microsoft.com/office/drawing/2017/model3d" xmlns:o="urn:schemas-microsoft-com:office:office" xmlns:r="http://schemas.openxmlformats.org/officeDocument/2006/relationships" xmlns:m="http://schemas.openxmlformats.org/officeDocument/2006/math" xmlns:v="urn:schemas-microsoft-com:vml" xmlns:wp14="http://schemas.microsoft.com/office/word/2010/wordprocessingDrawing" xmlns:wp="http://schemas.openxmlformats.org/drawingml/2006/wordprocessingDrawing" xmlns:w10="urn:schemas-microsoft-com:office:word" xmlns:w="http://schemas.openxmlformats.org/wordprocessingml/2006/main" xmlns:w14="http://schemas.microsoft.com/office/word/2010/wordml" xmlns:w15="http://schemas.microsoft.com/office/word/2012/wordml" xmlns:w16cid="http://schemas.microsoft.com/office/word/2016/wordml/cid" xmlns:w16se="http://schemas.microsoft.com/office/word/2015/wordml/symex" xmlns:wpg="http://schemas.microsoft.com/office/word/2010/wordprocessingGroup" xmlns:wpi="http://schemas.microsoft.com/office/word/2010/wordprocessingInk" xmlns:wne="http://schemas.microsoft.com/office/word/2006/wordml" xmlns:wps="http://schemas.microsoft.com/office/word/2010/wordprocessingShape" mc:Ignorable="w14 w15 w16se w16cid wp14">
   <w:footnote w:type="separator" w:id="-1">
     <w:p>
       <w:r>
@@ -6374,7 +6369,7 @@
 </file>
 
 <file path=word/numbering.xml><?xml version="1.0" encoding="utf-8"?>
-<w:numbering xmlns:wpc="http://schemas.microsoft.com/office/word/2010/wordprocessingCanvas" xmlns:cx="http://schemas.microsoft.com/office/drawing/2014/chartex" xmlns:cx1="http://schemas.microsoft.com/office/drawing/2015/9/8/chartex" xmlns:cx2="http://schemas.microsoft.com/office/drawing/2015/10/21/chartex" xmlns:cx3="http://schemas.microsoft.com/office/drawing/2016/5/9/chartex" xmlns:cx4="http://schemas.microsoft.com/office/drawing/2016/5/10/chartex" xmlns:cx5="http://schemas.microsoft.com/office/drawing/2016/5/11/chartex" xmlns:cx6="http://schemas.microsoft.com/office/drawing/2016/5/12/chartex" xmlns:cx7="http://schemas.microsoft.com/office/drawing/2016/5/13/chartex" xmlns:cx8="http://schemas.microsoft.com/office/drawing/2016/5/14/chartex" xmlns:mc="http://schemas.openxmlformats.org/markup-compatibility/2006" xmlns:aink="http://schemas.microsoft.com/office/drawing/2016/ink" xmlns:am3d="http://schemas.microsoft.com/office/drawing/2017/model3d" xmlns:o="urn:schemas-microsoft-com:office:office" xmlns:oel="http://schemas.microsoft.com/office/2019/extlst" xmlns:r="http://schemas.openxmlformats.org/officeDocument/2006/relationships" xmlns:m="http://schemas.openxmlformats.org/officeDocument/2006/math" xmlns:v="urn:schemas-microsoft-com:vml" xmlns:wp14="http://schemas.microsoft.com/office/word/2010/wordprocessingDrawing" xmlns:wp="http://schemas.openxmlformats.org/drawingml/2006/wordprocessingDrawing" xmlns:w10="urn:schemas-microsoft-com:office:word" xmlns:w="http://schemas.openxmlformats.org/wordprocessingml/2006/main" xmlns:w14="http://schemas.microsoft.com/office/word/2010/wordml" xmlns:w15="http://schemas.microsoft.com/office/word/2012/wordml" xmlns:w16cex="http://schemas.microsoft.com/office/word/2018/wordml/cex" xmlns:w16cid="http://schemas.microsoft.com/office/word/2016/wordml/cid" xmlns:w16="http://schemas.microsoft.com/office/word/2018/wordml" xmlns:w16sdtdh="http://schemas.microsoft.com/office/word/2020/wordml/sdtdatahash" xmlns:w16se="http://schemas.microsoft.com/office/word/2015/wordml/symex" xmlns:wpg="http://schemas.microsoft.com/office/word/2010/wordprocessingGroup" xmlns:wpi="http://schemas.microsoft.com/office/word/2010/wordprocessingInk" xmlns:wne="http://schemas.microsoft.com/office/word/2006/wordml" xmlns:wps="http://schemas.microsoft.com/office/word/2010/wordprocessingShape" mc:Ignorable="w14 w15 w16se w16cid w16 w16cex w16sdtdh wp14">
+<w:numbering xmlns:wpc="http://schemas.microsoft.com/office/word/2010/wordprocessingCanvas" xmlns:cx="http://schemas.microsoft.com/office/drawing/2014/chartex" xmlns:cx1="http://schemas.microsoft.com/office/drawing/2015/9/8/chartex" xmlns:cx2="http://schemas.microsoft.com/office/drawing/2015/10/21/chartex" xmlns:cx3="http://schemas.microsoft.com/office/drawing/2016/5/9/chartex" xmlns:cx4="http://schemas.microsoft.com/office/drawing/2016/5/10/chartex" xmlns:cx5="http://schemas.microsoft.com/office/drawing/2016/5/11/chartex" xmlns:cx6="http://schemas.microsoft.com/office/drawing/2016/5/12/chartex" xmlns:cx7="http://schemas.microsoft.com/office/drawing/2016/5/13/chartex" xmlns:cx8="http://schemas.microsoft.com/office/drawing/2016/5/14/chartex" xmlns:mc="http://schemas.openxmlformats.org/markup-compatibility/2006" xmlns:aink="http://schemas.microsoft.com/office/drawing/2016/ink" xmlns:am3d="http://schemas.microsoft.com/office/drawing/2017/model3d" xmlns:o="urn:schemas-microsoft-com:office:office" xmlns:r="http://schemas.openxmlformats.org/officeDocument/2006/relationships" xmlns:m="http://schemas.openxmlformats.org/officeDocument/2006/math" xmlns:v="urn:schemas-microsoft-com:vml" xmlns:wp14="http://schemas.microsoft.com/office/word/2010/wordprocessingDrawing" xmlns:wp="http://schemas.openxmlformats.org/drawingml/2006/wordprocessingDrawing" xmlns:w10="urn:schemas-microsoft-com:office:word" xmlns:w="http://schemas.openxmlformats.org/wordprocessingml/2006/main" xmlns:w14="http://schemas.microsoft.com/office/word/2010/wordml" xmlns:w15="http://schemas.microsoft.com/office/word/2012/wordml" xmlns:w16cid="http://schemas.microsoft.com/office/word/2016/wordml/cid" xmlns:w16se="http://schemas.microsoft.com/office/word/2015/wordml/symex" xmlns:wpg="http://schemas.microsoft.com/office/word/2010/wordprocessingGroup" xmlns:wpi="http://schemas.microsoft.com/office/word/2010/wordprocessingInk" xmlns:wne="http://schemas.microsoft.com/office/word/2006/wordml" xmlns:wps="http://schemas.microsoft.com/office/word/2010/wordprocessingShape" mc:Ignorable="w14 w15 w16se w16cid wp14">
   <w:abstractNum w:abstractNumId="0" w15:restartNumberingAfterBreak="0">
     <w:nsid w:val="00000003"/>
     <w:multiLevelType w:val="singleLevel"/>
@@ -7757,53 +7752,53 @@
       </w:rPr>
     </w:lvl>
   </w:abstractNum>
-  <w:num w:numId="1" w16cid:durableId="2120180900">
+  <w:num w:numId="1">
     <w:abstractNumId w:val="13"/>
   </w:num>
-  <w:num w:numId="2" w16cid:durableId="1331105494">
+  <w:num w:numId="2">
     <w:abstractNumId w:val="12"/>
   </w:num>
-  <w:num w:numId="3" w16cid:durableId="1188718908">
+  <w:num w:numId="3">
     <w:abstractNumId w:val="1"/>
   </w:num>
-  <w:num w:numId="4" w16cid:durableId="2064869512">
+  <w:num w:numId="4">
     <w:abstractNumId w:val="4"/>
   </w:num>
-  <w:num w:numId="5" w16cid:durableId="1048451002">
+  <w:num w:numId="5">
     <w:abstractNumId w:val="5"/>
   </w:num>
-  <w:num w:numId="6" w16cid:durableId="786660515">
+  <w:num w:numId="6">
     <w:abstractNumId w:val="8"/>
   </w:num>
-  <w:num w:numId="7" w16cid:durableId="1199275159">
+  <w:num w:numId="7">
     <w:abstractNumId w:val="11"/>
   </w:num>
-  <w:num w:numId="8" w16cid:durableId="924461913">
+  <w:num w:numId="8">
     <w:abstractNumId w:val="7"/>
   </w:num>
-  <w:num w:numId="9" w16cid:durableId="1610309437">
+  <w:num w:numId="9">
     <w:abstractNumId w:val="2"/>
   </w:num>
-  <w:num w:numId="10" w16cid:durableId="221252231">
+  <w:num w:numId="10">
     <w:abstractNumId w:val="9"/>
   </w:num>
-  <w:num w:numId="11" w16cid:durableId="685789879">
+  <w:num w:numId="11">
     <w:abstractNumId w:val="3"/>
   </w:num>
-  <w:num w:numId="12" w16cid:durableId="1621957661">
+  <w:num w:numId="12">
     <w:abstractNumId w:val="10"/>
   </w:num>
-  <w:num w:numId="13" w16cid:durableId="300161680">
+  <w:num w:numId="13">
     <w:abstractNumId w:val="6"/>
   </w:num>
-  <w:num w:numId="14" w16cid:durableId="1547446178">
+  <w:num w:numId="14">
     <w:abstractNumId w:val="0"/>
   </w:num>
 </w:numbering>
 </file>
 
 <file path=word/styles.xml><?xml version="1.0" encoding="utf-8"?>
-<w:styles xmlns:mc="http://schemas.openxmlformats.org/markup-compatibility/2006" xmlns:r="http://schemas.openxmlformats.org/officeDocument/2006/relationships" xmlns:w="http://schemas.openxmlformats.org/wordprocessingml/2006/main" xmlns:w14="http://schemas.microsoft.com/office/word/2010/wordml" xmlns:w15="http://schemas.microsoft.com/office/word/2012/wordml" xmlns:w16cex="http://schemas.microsoft.com/office/word/2018/wordml/cex" xmlns:w16cid="http://schemas.microsoft.com/office/word/2016/wordml/cid" xmlns:w16="http://schemas.microsoft.com/office/word/2018/wordml" xmlns:w16sdtdh="http://schemas.microsoft.com/office/word/2020/wordml/sdtdatahash" xmlns:w16se="http://schemas.microsoft.com/office/word/2015/wordml/symex" mc:Ignorable="w14 w15 w16se w16cid w16 w16cex w16sdtdh">
+<w:styles xmlns:mc="http://schemas.openxmlformats.org/markup-compatibility/2006" xmlns:r="http://schemas.openxmlformats.org/officeDocument/2006/relationships" xmlns:w="http://schemas.openxmlformats.org/wordprocessingml/2006/main" xmlns:w14="http://schemas.microsoft.com/office/word/2010/wordml" xmlns:w15="http://schemas.microsoft.com/office/word/2012/wordml" xmlns:w16cid="http://schemas.microsoft.com/office/word/2016/wordml/cid" xmlns:w16se="http://schemas.microsoft.com/office/word/2015/wordml/symex" mc:Ignorable="w14 w15 w16se w16cid">
   <w:docDefaults>
     <w:rPrDefault>
       <w:rPr>
@@ -7813,7 +7808,7 @@
     </w:rPrDefault>
     <w:pPrDefault/>
   </w:docDefaults>
-  <w:latentStyles w:defLockedState="0" w:defUIPriority="99" w:defSemiHidden="0" w:defUnhideWhenUsed="0" w:defQFormat="0" w:count="376">
+  <w:latentStyles w:defLockedState="0" w:defUIPriority="99" w:defSemiHidden="0" w:defUnhideWhenUsed="0" w:defQFormat="0" w:count="375">
     <w:lsdException w:name="Normal" w:uiPriority="0" w:qFormat="1"/>
     <w:lsdException w:name="heading 1" w:uiPriority="9" w:qFormat="1"/>
     <w:lsdException w:name="heading 2" w:semiHidden="1" w:uiPriority="9" w:unhideWhenUsed="1" w:qFormat="1"/>
@@ -8189,9 +8184,8 @@
     <w:lsdException w:name="Smart Hyperlink" w:semiHidden="1" w:unhideWhenUsed="1"/>
     <w:lsdException w:name="Hashtag" w:semiHidden="1" w:unhideWhenUsed="1"/>
     <w:lsdException w:name="Unresolved Mention" w:semiHidden="1" w:unhideWhenUsed="1"/>
-    <w:lsdException w:name="Smart Link" w:semiHidden="1" w:unhideWhenUsed="1"/>
   </w:latentStyles>
-  <w:style w:type="paragraph" w:default="1" w:styleId="Normal">
+  <w:style w:type="paragraph" w:default="1" w:styleId="a">
     <w:name w:val="Normal"/>
     <w:qFormat/>
     <w:rsid w:val="00595E71"/>
@@ -8201,11 +8195,11 @@
       <w:szCs w:val="24"/>
     </w:rPr>
   </w:style>
-  <w:style w:type="paragraph" w:styleId="Heading2">
+  <w:style w:type="paragraph" w:styleId="2">
     <w:name w:val="heading 2"/>
-    <w:basedOn w:val="Normal"/>
-    <w:next w:val="Normal"/>
-    <w:link w:val="Heading2Char"/>
+    <w:basedOn w:val="a"/>
+    <w:next w:val="a"/>
+    <w:link w:val="20"/>
     <w:uiPriority w:val="9"/>
     <w:semiHidden/>
     <w:unhideWhenUsed/>
@@ -8226,11 +8220,11 @@
       <w:szCs w:val="28"/>
     </w:rPr>
   </w:style>
-  <w:style w:type="paragraph" w:styleId="Heading3">
+  <w:style w:type="paragraph" w:styleId="3">
     <w:name w:val="heading 3"/>
-    <w:basedOn w:val="Normal"/>
-    <w:next w:val="Normal"/>
-    <w:link w:val="Heading3Char"/>
+    <w:basedOn w:val="a"/>
+    <w:next w:val="a"/>
+    <w:link w:val="30"/>
     <w:qFormat/>
     <w:rsid w:val="002B3A24"/>
     <w:pPr>
@@ -8245,11 +8239,11 @@
       <w:szCs w:val="20"/>
     </w:rPr>
   </w:style>
-  <w:style w:type="paragraph" w:styleId="Heading4">
+  <w:style w:type="paragraph" w:styleId="4">
     <w:name w:val="heading 4"/>
-    <w:basedOn w:val="Normal"/>
-    <w:next w:val="Normal"/>
-    <w:link w:val="Heading4Char"/>
+    <w:basedOn w:val="a"/>
+    <w:next w:val="a"/>
+    <w:link w:val="40"/>
     <w:qFormat/>
     <w:rsid w:val="002B3A24"/>
     <w:pPr>
@@ -8264,13 +8258,13 @@
       <w:szCs w:val="20"/>
     </w:rPr>
   </w:style>
-  <w:style w:type="character" w:default="1" w:styleId="DefaultParagraphFont">
+  <w:style w:type="character" w:default="1" w:styleId="a0">
     <w:name w:val="Default Paragraph Font"/>
     <w:uiPriority w:val="1"/>
     <w:semiHidden/>
     <w:unhideWhenUsed/>
   </w:style>
-  <w:style w:type="table" w:default="1" w:styleId="TableNormal">
+  <w:style w:type="table" w:default="1" w:styleId="a1">
     <w:name w:val="Normal Table"/>
     <w:uiPriority w:val="99"/>
     <w:semiHidden/>
@@ -8285,7 +8279,7 @@
       </w:tblCellMar>
     </w:tblPr>
   </w:style>
-  <w:style w:type="numbering" w:default="1" w:styleId="NoList">
+  <w:style w:type="numbering" w:default="1" w:styleId="a2">
     <w:name w:val="No List"/>
     <w:uiPriority w:val="99"/>
     <w:semiHidden/>
@@ -8320,8 +8314,8 @@
   </w:style>
   <w:style w:type="paragraph" w:customStyle="1" w:styleId="2005">
     <w:name w:val="МАУ'2005 Основной текст"/>
-    <w:basedOn w:val="Normal"/>
-    <w:next w:val="Normal"/>
+    <w:basedOn w:val="a"/>
+    <w:next w:val="a"/>
     <w:rsid w:val="00595E71"/>
     <w:pPr>
       <w:suppressAutoHyphens/>
@@ -8336,7 +8330,7 @@
       <w:rFonts w:ascii="Arial,Bold" w:hAnsi="Arial,Bold"/>
     </w:rPr>
   </w:style>
-  <w:style w:type="paragraph" w:customStyle="1" w:styleId="2">
+  <w:style w:type="paragraph" w:customStyle="1" w:styleId="21">
     <w:name w:val="Обычный2"/>
     <w:rsid w:val="00675F72"/>
     <w:pPr>
@@ -8347,10 +8341,10 @@
       <w:snapToGrid w:val="0"/>
     </w:rPr>
   </w:style>
-  <w:style w:type="paragraph" w:styleId="Title">
+  <w:style w:type="paragraph" w:styleId="a3">
     <w:name w:val="Title"/>
-    <w:basedOn w:val="Normal"/>
-    <w:link w:val="TitleChar"/>
+    <w:basedOn w:val="a"/>
+    <w:link w:val="a4"/>
     <w:qFormat/>
     <w:rsid w:val="00675F72"/>
     <w:pPr>
@@ -8362,9 +8356,9 @@
       <w:szCs w:val="20"/>
     </w:rPr>
   </w:style>
-  <w:style w:type="character" w:customStyle="1" w:styleId="TitleChar">
-    <w:name w:val="Title Char"/>
-    <w:link w:val="Title"/>
+  <w:style w:type="character" w:customStyle="1" w:styleId="a4">
+    <w:name w:val="Заголовок Знак"/>
+    <w:link w:val="a3"/>
     <w:rsid w:val="00675F72"/>
     <w:rPr>
       <w:rFonts w:ascii="Times New Roman" w:eastAsia="Times New Roman" w:hAnsi="Times New Roman"/>
@@ -8372,10 +8366,10 @@
       <w:sz w:val="26"/>
     </w:rPr>
   </w:style>
-  <w:style w:type="paragraph" w:styleId="BodyText2">
+  <w:style w:type="paragraph" w:styleId="22">
     <w:name w:val="Body Text 2"/>
-    <w:basedOn w:val="Normal"/>
-    <w:link w:val="BodyText2Char"/>
+    <w:basedOn w:val="a"/>
+    <w:link w:val="23"/>
     <w:rsid w:val="00675F72"/>
     <w:pPr>
       <w:jc w:val="both"/>
@@ -8384,19 +8378,19 @@
       <w:szCs w:val="20"/>
     </w:rPr>
   </w:style>
-  <w:style w:type="character" w:customStyle="1" w:styleId="BodyText2Char">
-    <w:name w:val="Body Text 2 Char"/>
-    <w:link w:val="BodyText2"/>
+  <w:style w:type="character" w:customStyle="1" w:styleId="23">
+    <w:name w:val="Основной текст 2 Знак"/>
+    <w:link w:val="22"/>
     <w:rsid w:val="00675F72"/>
     <w:rPr>
       <w:rFonts w:ascii="Times New Roman" w:eastAsia="Times New Roman" w:hAnsi="Times New Roman"/>
       <w:sz w:val="24"/>
     </w:rPr>
   </w:style>
-  <w:style w:type="paragraph" w:styleId="BodyText3">
+  <w:style w:type="paragraph" w:styleId="31">
     <w:name w:val="Body Text 3"/>
-    <w:basedOn w:val="Normal"/>
-    <w:link w:val="BodyText3Char"/>
+    <w:basedOn w:val="a"/>
+    <w:link w:val="32"/>
     <w:rsid w:val="00675F72"/>
     <w:pPr>
       <w:jc w:val="both"/>
@@ -8407,9 +8401,9 @@
       <w:szCs w:val="20"/>
     </w:rPr>
   </w:style>
-  <w:style w:type="character" w:customStyle="1" w:styleId="BodyText3Char">
-    <w:name w:val="Body Text 3 Char"/>
-    <w:link w:val="BodyText3"/>
+  <w:style w:type="character" w:customStyle="1" w:styleId="32">
+    <w:name w:val="Основной текст 3 Знак"/>
+    <w:link w:val="31"/>
     <w:rsid w:val="00675F72"/>
     <w:rPr>
       <w:rFonts w:ascii="Times New Roman" w:eastAsia="Times New Roman" w:hAnsi="Times New Roman"/>
@@ -8418,25 +8412,25 @@
       <w:sz w:val="24"/>
     </w:rPr>
   </w:style>
-  <w:style w:type="character" w:customStyle="1" w:styleId="Heading3Char">
-    <w:name w:val="Heading 3 Char"/>
-    <w:link w:val="Heading3"/>
+  <w:style w:type="character" w:customStyle="1" w:styleId="30">
+    <w:name w:val="Заголовок 3 Знак"/>
+    <w:link w:val="3"/>
     <w:rsid w:val="002B3A24"/>
     <w:rPr>
       <w:rFonts w:ascii="Times New Roman" w:eastAsia="Times New Roman" w:hAnsi="Times New Roman"/>
       <w:b/>
     </w:rPr>
   </w:style>
-  <w:style w:type="character" w:customStyle="1" w:styleId="Heading4Char">
-    <w:name w:val="Heading 4 Char"/>
-    <w:link w:val="Heading4"/>
+  <w:style w:type="character" w:customStyle="1" w:styleId="40">
+    <w:name w:val="Заголовок 4 Знак"/>
+    <w:link w:val="4"/>
     <w:rsid w:val="002B3A24"/>
     <w:rPr>
       <w:rFonts w:ascii="Times New Roman" w:eastAsia="Times New Roman" w:hAnsi="Times New Roman"/>
       <w:b/>
     </w:rPr>
   </w:style>
-  <w:style w:type="character" w:styleId="Strong">
+  <w:style w:type="character" w:styleId="a5">
     <w:name w:val="Strong"/>
     <w:uiPriority w:val="22"/>
     <w:qFormat/>
@@ -8446,16 +8440,16 @@
       <w:bCs/>
     </w:rPr>
   </w:style>
-  <w:style w:type="paragraph" w:styleId="NormalWeb">
+  <w:style w:type="paragraph" w:styleId="a6">
     <w:name w:val="Normal (Web)"/>
-    <w:basedOn w:val="Normal"/>
+    <w:basedOn w:val="a"/>
     <w:unhideWhenUsed/>
     <w:rsid w:val="00B65A9D"/>
     <w:pPr>
       <w:spacing w:before="100" w:beforeAutospacing="1" w:after="100" w:afterAutospacing="1"/>
     </w:pPr>
   </w:style>
-  <w:style w:type="character" w:styleId="Emphasis">
+  <w:style w:type="character" w:styleId="a7">
     <w:name w:val="Emphasis"/>
     <w:uiPriority w:val="20"/>
     <w:qFormat/>
@@ -8465,10 +8459,10 @@
       <w:iCs/>
     </w:rPr>
   </w:style>
-  <w:style w:type="paragraph" w:styleId="Header">
+  <w:style w:type="paragraph" w:styleId="a8">
     <w:name w:val="header"/>
-    <w:basedOn w:val="Normal"/>
-    <w:link w:val="HeaderChar"/>
+    <w:basedOn w:val="a"/>
+    <w:link w:val="a9"/>
     <w:uiPriority w:val="99"/>
     <w:unhideWhenUsed/>
     <w:rsid w:val="001944B5"/>
@@ -8479,9 +8473,9 @@
       </w:tabs>
     </w:pPr>
   </w:style>
-  <w:style w:type="character" w:customStyle="1" w:styleId="HeaderChar">
-    <w:name w:val="Header Char"/>
-    <w:link w:val="Header"/>
+  <w:style w:type="character" w:customStyle="1" w:styleId="a9">
+    <w:name w:val="Верхний колонтитул Знак"/>
+    <w:link w:val="a8"/>
     <w:uiPriority w:val="99"/>
     <w:rsid w:val="001944B5"/>
     <w:rPr>
@@ -8490,10 +8484,10 @@
       <w:szCs w:val="24"/>
     </w:rPr>
   </w:style>
-  <w:style w:type="paragraph" w:styleId="Footer">
+  <w:style w:type="paragraph" w:styleId="aa">
     <w:name w:val="footer"/>
-    <w:basedOn w:val="Normal"/>
-    <w:link w:val="FooterChar"/>
+    <w:basedOn w:val="a"/>
+    <w:link w:val="ab"/>
     <w:uiPriority w:val="99"/>
     <w:unhideWhenUsed/>
     <w:rsid w:val="001944B5"/>
@@ -8504,9 +8498,9 @@
       </w:tabs>
     </w:pPr>
   </w:style>
-  <w:style w:type="character" w:customStyle="1" w:styleId="FooterChar">
-    <w:name w:val="Footer Char"/>
-    <w:link w:val="Footer"/>
+  <w:style w:type="character" w:customStyle="1" w:styleId="ab">
+    <w:name w:val="Нижний колонтитул Знак"/>
+    <w:link w:val="aa"/>
     <w:uiPriority w:val="99"/>
     <w:rsid w:val="001944B5"/>
     <w:rPr>
@@ -8515,9 +8509,9 @@
       <w:szCs w:val="24"/>
     </w:rPr>
   </w:style>
-  <w:style w:type="character" w:customStyle="1" w:styleId="Heading2Char">
-    <w:name w:val="Heading 2 Char"/>
-    <w:link w:val="Heading2"/>
+  <w:style w:type="character" w:customStyle="1" w:styleId="20">
+    <w:name w:val="Заголовок 2 Знак"/>
+    <w:link w:val="2"/>
     <w:uiPriority w:val="9"/>
     <w:semiHidden/>
     <w:rsid w:val="00106B22"/>
@@ -8533,7 +8527,7 @@
   </w:style>
   <w:style w:type="paragraph" w:customStyle="1" w:styleId="Style21">
     <w:name w:val="Style21"/>
-    <w:basedOn w:val="Normal"/>
+    <w:basedOn w:val="a"/>
     <w:rsid w:val="002D720B"/>
     <w:pPr>
       <w:widowControl w:val="0"/>
@@ -8549,9 +8543,9 @@
     <w:name w:val="apple-converted-space"/>
     <w:rsid w:val="00A4734F"/>
   </w:style>
-  <w:style w:type="table" w:styleId="TableGrid">
+  <w:style w:type="table" w:styleId="ac">
     <w:name w:val="Table Grid"/>
-    <w:basedOn w:val="TableNormal"/>
+    <w:basedOn w:val="a1"/>
     <w:uiPriority w:val="59"/>
     <w:rsid w:val="00DC585C"/>
     <w:tblPr>
@@ -8565,10 +8559,10 @@
       </w:tblBorders>
     </w:tblPr>
   </w:style>
-  <w:style w:type="paragraph" w:styleId="BalloonText">
+  <w:style w:type="paragraph" w:styleId="ad">
     <w:name w:val="Balloon Text"/>
-    <w:basedOn w:val="Normal"/>
-    <w:link w:val="BalloonTextChar"/>
+    <w:basedOn w:val="a"/>
+    <w:link w:val="ae"/>
     <w:uiPriority w:val="99"/>
     <w:semiHidden/>
     <w:unhideWhenUsed/>
@@ -8579,9 +8573,9 @@
       <w:szCs w:val="18"/>
     </w:rPr>
   </w:style>
-  <w:style w:type="character" w:customStyle="1" w:styleId="BalloonTextChar">
-    <w:name w:val="Balloon Text Char"/>
-    <w:link w:val="BalloonText"/>
+  <w:style w:type="character" w:customStyle="1" w:styleId="ae">
+    <w:name w:val="Текст выноски Знак"/>
+    <w:link w:val="ad"/>
     <w:uiPriority w:val="99"/>
     <w:semiHidden/>
     <w:rsid w:val="0026197F"/>
@@ -8591,7 +8585,7 @@
       <w:szCs w:val="18"/>
     </w:rPr>
   </w:style>
-  <w:style w:type="character" w:styleId="CommentReference">
+  <w:style w:type="character" w:styleId="af">
     <w:name w:val="annotation reference"/>
     <w:unhideWhenUsed/>
     <w:rsid w:val="001728D1"/>
@@ -8600,10 +8594,10 @@
       <w:szCs w:val="16"/>
     </w:rPr>
   </w:style>
-  <w:style w:type="paragraph" w:styleId="CommentText">
+  <w:style w:type="paragraph" w:styleId="af0">
     <w:name w:val="annotation text"/>
-    <w:basedOn w:val="Normal"/>
-    <w:link w:val="CommentTextChar"/>
+    <w:basedOn w:val="a"/>
+    <w:link w:val="af1"/>
     <w:unhideWhenUsed/>
     <w:rsid w:val="001728D1"/>
     <w:rPr>
@@ -8611,19 +8605,19 @@
       <w:szCs w:val="20"/>
     </w:rPr>
   </w:style>
-  <w:style w:type="character" w:customStyle="1" w:styleId="CommentTextChar">
-    <w:name w:val="Comment Text Char"/>
-    <w:link w:val="CommentText"/>
+  <w:style w:type="character" w:customStyle="1" w:styleId="af1">
+    <w:name w:val="Текст примечания Знак"/>
+    <w:link w:val="af0"/>
     <w:rsid w:val="001728D1"/>
     <w:rPr>
       <w:rFonts w:ascii="Times New Roman" w:eastAsia="Times New Roman" w:hAnsi="Times New Roman"/>
     </w:rPr>
   </w:style>
-  <w:style w:type="paragraph" w:styleId="CommentSubject">
+  <w:style w:type="paragraph" w:styleId="af2">
     <w:name w:val="annotation subject"/>
-    <w:basedOn w:val="CommentText"/>
-    <w:next w:val="CommentText"/>
-    <w:link w:val="CommentSubjectChar"/>
+    <w:basedOn w:val="af0"/>
+    <w:next w:val="af0"/>
+    <w:link w:val="af3"/>
     <w:uiPriority w:val="99"/>
     <w:semiHidden/>
     <w:unhideWhenUsed/>
@@ -8633,9 +8627,9 @@
       <w:bCs/>
     </w:rPr>
   </w:style>
-  <w:style w:type="character" w:customStyle="1" w:styleId="CommentSubjectChar">
-    <w:name w:val="Comment Subject Char"/>
-    <w:link w:val="CommentSubject"/>
+  <w:style w:type="character" w:customStyle="1" w:styleId="af3">
+    <w:name w:val="Тема примечания Знак"/>
+    <w:link w:val="af2"/>
     <w:uiPriority w:val="99"/>
     <w:semiHidden/>
     <w:rsid w:val="00426938"/>
@@ -8647,12 +8641,12 @@
   </w:style>
   <w:style w:type="character" w:customStyle="1" w:styleId="g-nobold">
     <w:name w:val="g-nobold"/>
-    <w:basedOn w:val="DefaultParagraphFont"/>
+    <w:basedOn w:val="a0"/>
     <w:rsid w:val="004B7C89"/>
   </w:style>
-  <w:style w:type="paragraph" w:styleId="ListParagraph">
+  <w:style w:type="paragraph" w:styleId="af4">
     <w:name w:val="List Paragraph"/>
-    <w:basedOn w:val="Normal"/>
+    <w:basedOn w:val="a"/>
     <w:uiPriority w:val="34"/>
     <w:qFormat/>
     <w:rsid w:val="001636CF"/>
@@ -8952,7 +8946,7 @@
 </file>
 
 <file path=customXml/itemProps1.xml><?xml version="1.0" encoding="utf-8"?>
-<ds:datastoreItem xmlns:ds="http://schemas.openxmlformats.org/officeDocument/2006/customXml" ds:itemID="{22F6E496-763C-484E-B839-69F74217376F}">
+<ds:datastoreItem xmlns:ds="http://schemas.openxmlformats.org/officeDocument/2006/customXml" ds:itemID="{70582D05-8604-4B33-A011-9905044EBA6B}">
   <ds:schemaRefs>
     <ds:schemaRef ds:uri="http://schemas.openxmlformats.org/officeDocument/2006/bibliography"/>
   </ds:schemaRefs>

--- a/vkr/Задание-календарный план.docx
+++ b/vkr/Задание-календарный план.docx
@@ -1172,7 +1172,25 @@
         <w:rPr>
           <w:u w:val="single"/>
         </w:rPr>
-        <w:t>Выполнить п</w:t>
+        <w:t xml:space="preserve">Разработать </w:t>
+      </w:r>
+      <w:r>
+        <w:rPr>
+          <w:u w:val="single"/>
+        </w:rPr>
+        <w:t>структуры программного обеспечения и его компонентов</w:t>
+      </w:r>
+      <w:r>
+        <w:rPr>
+          <w:u w:val="single"/>
+        </w:rPr>
+        <w:t>.</w:t>
+      </w:r>
+      <w:r>
+        <w:rPr>
+          <w:u w:val="single"/>
+        </w:rPr>
+        <w:t xml:space="preserve"> Выполнить п</w:t>
       </w:r>
       <w:r>
         <w:rPr>
@@ -1198,61 +1216,49 @@
         <w:rPr>
           <w:u w:val="single"/>
         </w:rPr>
+        <w:t xml:space="preserve">. </w:t>
+      </w:r>
+      <w:r>
+        <w:rPr>
+          <w:u w:val="single"/>
+        </w:rPr>
+        <w:t xml:space="preserve">Реализовать </w:t>
+      </w:r>
+      <w:r>
+        <w:rPr>
+          <w:u w:val="single"/>
+        </w:rPr>
+        <w:t>компонент</w:t>
+      </w:r>
+      <w:r>
+        <w:rPr>
+          <w:u w:val="single"/>
+        </w:rPr>
+        <w:t xml:space="preserve">ы </w:t>
+      </w:r>
+      <w:r>
+        <w:rPr>
+          <w:u w:val="single"/>
+        </w:rPr>
+        <w:t xml:space="preserve">ПО с использованием выбранных средств </w:t>
+      </w:r>
+      <w:r>
+        <w:rPr>
+          <w:u w:val="single"/>
+        </w:rPr>
+        <w:lastRenderedPageBreak/>
+        <w:t>разработки</w:t>
+      </w:r>
+      <w:r>
+        <w:rPr>
+          <w:u w:val="single"/>
+        </w:rPr>
         <w:t>.</w:t>
       </w:r>
       <w:r>
         <w:rPr>
           <w:u w:val="single"/>
         </w:rPr>
-        <w:t xml:space="preserve"> Разработать </w:t>
-      </w:r>
-      <w:r>
-        <w:rPr>
-          <w:u w:val="single"/>
-        </w:rPr>
-        <w:t xml:space="preserve">структуры программного обеспечения и его </w:t>
-      </w:r>
-      <w:r>
-        <w:rPr>
-          <w:u w:val="single"/>
-        </w:rPr>
-        <w:lastRenderedPageBreak/>
-        <w:t>компонентов</w:t>
-      </w:r>
-      <w:r>
-        <w:rPr>
-          <w:u w:val="single"/>
-        </w:rPr>
-        <w:t xml:space="preserve">. Реализовать </w:t>
-      </w:r>
-      <w:r>
-        <w:rPr>
-          <w:u w:val="single"/>
-        </w:rPr>
-        <w:t>компонент</w:t>
-      </w:r>
-      <w:r>
-        <w:rPr>
-          <w:u w:val="single"/>
-        </w:rPr>
-        <w:t xml:space="preserve">ы </w:t>
-      </w:r>
-      <w:r>
-        <w:rPr>
-          <w:u w:val="single"/>
-        </w:rPr>
-        <w:t>ПО с использованием выбранных средств разработки</w:t>
-      </w:r>
-      <w:r>
-        <w:rPr>
-          <w:u w:val="single"/>
-        </w:rPr>
-        <w:t>.</w:t>
-      </w:r>
-      <w:r>
-        <w:rPr>
-          <w:u w:val="single"/>
-        </w:rPr>
         <w:t xml:space="preserve"> </w:t>
       </w:r>
       <w:r>
@@ -1302,6 +1308,12 @@
           <w:u w:val="single"/>
         </w:rPr>
         <w:t>  </w:t>
+      </w:r>
+      <w:r>
+        <w:rPr>
+          <w:u w:val="single"/>
+        </w:rPr>
+        <w:t>                                                                                                                                     </w:t>
       </w:r>
     </w:p>
     <w:p>
@@ -1453,9 +1465,6 @@
     <w:p>
       <w:pPr>
         <w:jc w:val="both"/>
-        <w:rPr>
-          <w:lang w:val="en-US"/>
-        </w:rPr>
       </w:pPr>
       <w:r>
         <w:t xml:space="preserve">Расчетно-пояснительная записка на </w:t>
@@ -2691,20 +2700,11 @@
       </w:r>
       <w:r>
         <w:rPr>
-          <w:b/>
           <w:sz w:val="28"/>
           <w:szCs w:val="28"/>
           <w:u w:val="single"/>
         </w:rPr>
-        <w:t>ИУ6</w:t>
-      </w:r>
-      <w:r>
-        <w:rPr>
-          <w:sz w:val="28"/>
-          <w:szCs w:val="28"/>
-          <w:u w:val="single"/>
-        </w:rPr>
-        <w:t>- </w:t>
+        <w:t>ИУ6-</w:t>
       </w:r>
       <w:r>
         <w:rPr>
@@ -2975,7 +2975,7 @@
           <w:u w:val="single"/>
           <w:lang w:eastAsia="en-US"/>
         </w:rPr>
-        <w:t>                            </w:t>
+        <w:t>а</w:t>
       </w:r>
       <w:r>
         <w:rPr>
@@ -2984,7 +2984,16 @@
           <w:u w:val="single"/>
           <w:lang w:eastAsia="en-US"/>
         </w:rPr>
-        <w:t>    </w:t>
+        <w:t>                            </w:t>
+      </w:r>
+      <w:r>
+        <w:rPr>
+          <w:sz w:val="28"/>
+          <w:szCs w:val="28"/>
+          <w:u w:val="single"/>
+          <w:lang w:eastAsia="en-US"/>
+        </w:rPr>
+        <w:t>   </w:t>
       </w:r>
     </w:p>
     <w:p>
@@ -3538,7 +3547,7 @@
                 <w:szCs w:val="24"/>
                 <w:u w:val="single"/>
               </w:rPr>
-              <w:t>_</w:t>
+              <w:t>09.20</w:t>
             </w:r>
             <w:r>
               <w:rPr>
@@ -3546,7 +3555,7 @@
                 <w:szCs w:val="24"/>
                 <w:u w:val="single"/>
               </w:rPr>
-              <w:t>09.20</w:t>
+              <w:t>2</w:t>
             </w:r>
             <w:r>
               <w:rPr>
@@ -3554,23 +3563,7 @@
                 <w:szCs w:val="24"/>
                 <w:u w:val="single"/>
               </w:rPr>
-              <w:t>2</w:t>
-            </w:r>
-            <w:r>
-              <w:rPr>
-                <w:i/>
-                <w:szCs w:val="24"/>
-                <w:u w:val="single"/>
-              </w:rPr>
               <w:t>5</w:t>
-            </w:r>
-            <w:r>
-              <w:rPr>
-                <w:i/>
-                <w:szCs w:val="24"/>
-                <w:u w:val="single"/>
-              </w:rPr>
-              <w:t>_</w:t>
             </w:r>
           </w:p>
           <w:p>
@@ -3771,35 +3764,23 @@
             <w:r>
               <w:rPr>
                 <w:i/>
-              </w:rPr>
-              <w:t>_</w:t>
+                <w:u w:val="single"/>
+              </w:rPr>
+              <w:t>12.20</w:t>
             </w:r>
             <w:r>
               <w:rPr>
                 <w:i/>
                 <w:u w:val="single"/>
               </w:rPr>
-              <w:t>12.20</w:t>
+              <w:t>2</w:t>
             </w:r>
             <w:r>
               <w:rPr>
                 <w:i/>
                 <w:u w:val="single"/>
               </w:rPr>
-              <w:t>2</w:t>
-            </w:r>
-            <w:r>
-              <w:rPr>
-                <w:i/>
-                <w:u w:val="single"/>
-              </w:rPr>
               <w:t>5</w:t>
-            </w:r>
-            <w:r>
-              <w:rPr>
-                <w:i/>
-              </w:rPr>
-              <w:t>_</w:t>
             </w:r>
           </w:p>
           <w:p>
@@ -7757,46 +7738,46 @@
       </w:rPr>
     </w:lvl>
   </w:abstractNum>
-  <w:num w:numId="1" w16cid:durableId="2120180900">
+  <w:num w:numId="1" w16cid:durableId="760416283">
     <w:abstractNumId w:val="13"/>
   </w:num>
-  <w:num w:numId="2" w16cid:durableId="1331105494">
+  <w:num w:numId="2" w16cid:durableId="291399635">
     <w:abstractNumId w:val="12"/>
   </w:num>
-  <w:num w:numId="3" w16cid:durableId="1188718908">
+  <w:num w:numId="3" w16cid:durableId="250043571">
     <w:abstractNumId w:val="1"/>
   </w:num>
-  <w:num w:numId="4" w16cid:durableId="2064869512">
+  <w:num w:numId="4" w16cid:durableId="1920364638">
     <w:abstractNumId w:val="4"/>
   </w:num>
-  <w:num w:numId="5" w16cid:durableId="1048451002">
+  <w:num w:numId="5" w16cid:durableId="878011108">
     <w:abstractNumId w:val="5"/>
   </w:num>
-  <w:num w:numId="6" w16cid:durableId="786660515">
+  <w:num w:numId="6" w16cid:durableId="504439370">
     <w:abstractNumId w:val="8"/>
   </w:num>
-  <w:num w:numId="7" w16cid:durableId="1199275159">
+  <w:num w:numId="7" w16cid:durableId="219100029">
     <w:abstractNumId w:val="11"/>
   </w:num>
-  <w:num w:numId="8" w16cid:durableId="924461913">
+  <w:num w:numId="8" w16cid:durableId="385373377">
     <w:abstractNumId w:val="7"/>
   </w:num>
-  <w:num w:numId="9" w16cid:durableId="1610309437">
+  <w:num w:numId="9" w16cid:durableId="1080759011">
     <w:abstractNumId w:val="2"/>
   </w:num>
-  <w:num w:numId="10" w16cid:durableId="221252231">
+  <w:num w:numId="10" w16cid:durableId="1182626433">
     <w:abstractNumId w:val="9"/>
   </w:num>
-  <w:num w:numId="11" w16cid:durableId="685789879">
+  <w:num w:numId="11" w16cid:durableId="1066875377">
     <w:abstractNumId w:val="3"/>
   </w:num>
-  <w:num w:numId="12" w16cid:durableId="1621957661">
+  <w:num w:numId="12" w16cid:durableId="1353022775">
     <w:abstractNumId w:val="10"/>
   </w:num>
-  <w:num w:numId="13" w16cid:durableId="300161680">
+  <w:num w:numId="13" w16cid:durableId="744839001">
     <w:abstractNumId w:val="6"/>
   </w:num>
-  <w:num w:numId="14" w16cid:durableId="1547446178">
+  <w:num w:numId="14" w16cid:durableId="1568950557">
     <w:abstractNumId w:val="0"/>
   </w:num>
 </w:numbering>
@@ -8952,7 +8933,7 @@
 </file>
 
 <file path=customXml/itemProps1.xml><?xml version="1.0" encoding="utf-8"?>
-<ds:datastoreItem xmlns:ds="http://schemas.openxmlformats.org/officeDocument/2006/customXml" ds:itemID="{22F6E496-763C-484E-B839-69F74217376F}">
+<ds:datastoreItem xmlns:ds="http://schemas.openxmlformats.org/officeDocument/2006/customXml" ds:itemID="{70582D05-8604-4B33-A011-9905044EBA6B}">
   <ds:schemaRefs>
     <ds:schemaRef ds:uri="http://schemas.openxmlformats.org/officeDocument/2006/bibliography"/>
   </ds:schemaRefs>

--- a/vkr/Задание-календарный план.docx
+++ b/vkr/Задание-календарный план.docx
@@ -1,6 +1,6 @@
 
 <file path=word/document.xml><?xml version="1.0" encoding="utf-8"?>
-<w:document xmlns:wpc="http://schemas.microsoft.com/office/word/2010/wordprocessingCanvas" xmlns:cx="http://schemas.microsoft.com/office/drawing/2014/chartex" xmlns:cx1="http://schemas.microsoft.com/office/drawing/2015/9/8/chartex" xmlns:cx2="http://schemas.microsoft.com/office/drawing/2015/10/21/chartex" xmlns:cx3="http://schemas.microsoft.com/office/drawing/2016/5/9/chartex" xmlns:cx4="http://schemas.microsoft.com/office/drawing/2016/5/10/chartex" xmlns:cx5="http://schemas.microsoft.com/office/drawing/2016/5/11/chartex" xmlns:cx6="http://schemas.microsoft.com/office/drawing/2016/5/12/chartex" xmlns:cx7="http://schemas.microsoft.com/office/drawing/2016/5/13/chartex" xmlns:cx8="http://schemas.microsoft.com/office/drawing/2016/5/14/chartex" xmlns:mc="http://schemas.openxmlformats.org/markup-compatibility/2006" xmlns:aink="http://schemas.microsoft.com/office/drawing/2016/ink" xmlns:am3d="http://schemas.microsoft.com/office/drawing/2017/model3d" xmlns:o="urn:schemas-microsoft-com:office:office" xmlns:oel="http://schemas.microsoft.com/office/2019/extlst" xmlns:r="http://schemas.openxmlformats.org/officeDocument/2006/relationships" xmlns:m="http://schemas.openxmlformats.org/officeDocument/2006/math" xmlns:v="urn:schemas-microsoft-com:vml" xmlns:wp14="http://schemas.microsoft.com/office/word/2010/wordprocessingDrawing" xmlns:wp="http://schemas.openxmlformats.org/drawingml/2006/wordprocessingDrawing" xmlns:w10="urn:schemas-microsoft-com:office:word" xmlns:w="http://schemas.openxmlformats.org/wordprocessingml/2006/main" xmlns:w14="http://schemas.microsoft.com/office/word/2010/wordml" xmlns:w15="http://schemas.microsoft.com/office/word/2012/wordml" xmlns:w16cex="http://schemas.microsoft.com/office/word/2018/wordml/cex" xmlns:w16cid="http://schemas.microsoft.com/office/word/2016/wordml/cid" xmlns:w16="http://schemas.microsoft.com/office/word/2018/wordml" xmlns:w16sdtdh="http://schemas.microsoft.com/office/word/2020/wordml/sdtdatahash" xmlns:w16se="http://schemas.microsoft.com/office/word/2015/wordml/symex" xmlns:wpg="http://schemas.microsoft.com/office/word/2010/wordprocessingGroup" xmlns:wpi="http://schemas.microsoft.com/office/word/2010/wordprocessingInk" xmlns:wne="http://schemas.microsoft.com/office/word/2006/wordml" xmlns:wps="http://schemas.microsoft.com/office/word/2010/wordprocessingShape" mc:Ignorable="w14 w15 w16se w16cid w16 w16cex w16sdtdh wp14">
+<w:document xmlns:wpc="http://schemas.microsoft.com/office/word/2010/wordprocessingCanvas" xmlns:cx="http://schemas.microsoft.com/office/drawing/2014/chartex" xmlns:cx1="http://schemas.microsoft.com/office/drawing/2015/9/8/chartex" xmlns:cx2="http://schemas.microsoft.com/office/drawing/2015/10/21/chartex" xmlns:cx3="http://schemas.microsoft.com/office/drawing/2016/5/9/chartex" xmlns:cx4="http://schemas.microsoft.com/office/drawing/2016/5/10/chartex" xmlns:cx5="http://schemas.microsoft.com/office/drawing/2016/5/11/chartex" xmlns:cx6="http://schemas.microsoft.com/office/drawing/2016/5/12/chartex" xmlns:cx7="http://schemas.microsoft.com/office/drawing/2016/5/13/chartex" xmlns:cx8="http://schemas.microsoft.com/office/drawing/2016/5/14/chartex" xmlns:mc="http://schemas.openxmlformats.org/markup-compatibility/2006" xmlns:aink="http://schemas.microsoft.com/office/drawing/2016/ink" xmlns:am3d="http://schemas.microsoft.com/office/drawing/2017/model3d" xmlns:o="urn:schemas-microsoft-com:office:office" xmlns:r="http://schemas.openxmlformats.org/officeDocument/2006/relationships" xmlns:m="http://schemas.openxmlformats.org/officeDocument/2006/math" xmlns:v="urn:schemas-microsoft-com:vml" xmlns:wp14="http://schemas.microsoft.com/office/word/2010/wordprocessingDrawing" xmlns:wp="http://schemas.openxmlformats.org/drawingml/2006/wordprocessingDrawing" xmlns:w10="urn:schemas-microsoft-com:office:word" xmlns:w="http://schemas.openxmlformats.org/wordprocessingml/2006/main" xmlns:w14="http://schemas.microsoft.com/office/word/2010/wordml" xmlns:w15="http://schemas.microsoft.com/office/word/2012/wordml" xmlns:w16cid="http://schemas.microsoft.com/office/word/2016/wordml/cid" xmlns:w16se="http://schemas.microsoft.com/office/word/2015/wordml/symex" xmlns:wpg="http://schemas.microsoft.com/office/word/2010/wordprocessingGroup" xmlns:wpi="http://schemas.microsoft.com/office/word/2010/wordprocessingInk" xmlns:wne="http://schemas.microsoft.com/office/word/2006/wordml" xmlns:wps="http://schemas.microsoft.com/office/word/2010/wordprocessingShape" mc:Ignorable="w14 w15 w16se w16cid wp14">
   <w:body>
     <w:p>
       <w:pPr>
@@ -794,12 +794,12 @@
     </w:tbl>
     <w:p>
       <w:pPr>
-        <w:pStyle w:val="BodyText2"/>
+        <w:pStyle w:val="22"/>
       </w:pPr>
     </w:p>
     <w:tbl>
       <w:tblPr>
-        <w:tblStyle w:val="TableGrid"/>
+        <w:tblStyle w:val="ac"/>
         <w:tblW w:w="0" w:type="auto"/>
         <w:tblInd w:w="94" w:type="dxa"/>
         <w:tblLook w:val="04A0" w:firstRow="1" w:lastRow="0" w:firstColumn="1" w:lastColumn="0" w:noHBand="0" w:noVBand="1"/>
@@ -816,7 +816,7 @@
           </w:tcPr>
           <w:p>
             <w:pPr>
-              <w:pStyle w:val="BodyText2"/>
+              <w:pStyle w:val="22"/>
             </w:pPr>
             <w:r>
               <w:t>Тема квалификационной работы утверждена р</w:t>
@@ -840,7 +840,7 @@
           </w:tcPr>
           <w:p>
             <w:pPr>
-              <w:pStyle w:val="BodyText2"/>
+              <w:pStyle w:val="22"/>
             </w:pPr>
             <w:r>
               <w:t>Название факультета:</w:t>
@@ -853,7 +853,7 @@
           </w:tcPr>
           <w:p>
             <w:pPr>
-              <w:pStyle w:val="BodyText2"/>
+              <w:pStyle w:val="22"/>
             </w:pPr>
             <w:r>
               <w:t>Информатика и системы управления</w:t>
@@ -868,7 +868,7 @@
           </w:tcPr>
           <w:p>
             <w:pPr>
-              <w:pStyle w:val="BodyText2"/>
+              <w:pStyle w:val="22"/>
             </w:pPr>
             <w:r>
               <w:t>Дата и рег. номер</w:t>
@@ -885,7 +885,7 @@
           </w:tcPr>
           <w:p>
             <w:pPr>
-              <w:pStyle w:val="BodyText2"/>
+              <w:pStyle w:val="22"/>
               <w:jc w:val="left"/>
             </w:pPr>
             <w:r>
@@ -918,12 +918,12 @@
     </w:tbl>
     <w:p>
       <w:pPr>
-        <w:pStyle w:val="BodyText2"/>
-      </w:pPr>
-    </w:p>
-    <w:p>
-      <w:pPr>
-        <w:pStyle w:val="BodyText3"/>
+        <w:pStyle w:val="22"/>
+      </w:pPr>
+    </w:p>
+    <w:p>
+      <w:pPr>
+        <w:pStyle w:val="31"/>
         <w:spacing w:line="276" w:lineRule="auto"/>
         <w:rPr>
           <w:u w:val="single"/>
@@ -950,7 +950,7 @@
     </w:p>
     <w:p>
       <w:pPr>
-        <w:pStyle w:val="BodyText3"/>
+        <w:pStyle w:val="31"/>
         <w:spacing w:line="276" w:lineRule="auto"/>
         <w:rPr>
           <w:b w:val="0"/>
@@ -1178,7 +1178,37 @@
         <w:rPr>
           <w:u w:val="single"/>
         </w:rPr>
-        <w:t>структуры программного обеспечения и его компонентов</w:t>
+        <w:t>структур</w:t>
+      </w:r>
+      <w:r>
+        <w:rPr>
+          <w:u w:val="single"/>
+        </w:rPr>
+        <w:t>у</w:t>
+      </w:r>
+      <w:r>
+        <w:rPr>
+          <w:u w:val="single"/>
+        </w:rPr>
+        <w:t xml:space="preserve"> программного обеспечения и </w:t>
+      </w:r>
+      <w:r>
+        <w:rPr>
+          <w:u w:val="single"/>
+        </w:rPr>
+        <w:t>определить его</w:t>
+      </w:r>
+      <w:r>
+        <w:rPr>
+          <w:u w:val="single"/>
+        </w:rPr>
+        <w:t xml:space="preserve"> компонент</w:t>
+      </w:r>
+      <w:r>
+        <w:rPr>
+          <w:u w:val="single"/>
+        </w:rPr>
+        <w:t>ы</w:t>
       </w:r>
       <w:r>
         <w:rPr>
@@ -1196,7 +1226,51 @@
         <w:rPr>
           <w:u w:val="single"/>
         </w:rPr>
-        <w:t>роектирование программных компонентов: парсера, статического анализатора,</w:t>
+        <w:t>роектирование программных компонентов</w:t>
+      </w:r>
+      <w:r>
+        <w:rPr>
+          <w:u w:val="single"/>
+        </w:rPr>
+        <w:t xml:space="preserve">. </w:t>
+      </w:r>
+      <w:r>
+        <w:rPr>
+          <w:u w:val="single"/>
+        </w:rPr>
+        <w:t xml:space="preserve">Реализовать </w:t>
+      </w:r>
+      <w:r>
+        <w:rPr>
+          <w:u w:val="single"/>
+        </w:rPr>
+        <w:t>компонент</w:t>
+      </w:r>
+      <w:r>
+        <w:rPr>
+          <w:u w:val="single"/>
+        </w:rPr>
+        <w:t xml:space="preserve">ы </w:t>
+      </w:r>
+      <w:r>
+        <w:rPr>
+          <w:u w:val="single"/>
+        </w:rPr>
+        <w:t>программного обеспечение</w:t>
+      </w:r>
+      <w:bookmarkStart w:id="0" w:name="_GoBack"/>
+      <w:bookmarkEnd w:id="0"/>
+      <w:r>
+        <w:rPr>
+          <w:u w:val="single"/>
+        </w:rPr>
+        <w:t xml:space="preserve"> с использованием выбранных средств разработки</w:t>
+      </w:r>
+      <w:r>
+        <w:rPr>
+          <w:u w:val="single"/>
+        </w:rPr>
+        <w:t>.</w:t>
       </w:r>
       <w:r>
         <w:rPr>
@@ -1204,67 +1278,11 @@
         </w:rPr>
         <w:t xml:space="preserve"> </w:t>
       </w:r>
-      <w:proofErr w:type="spellStart"/>
-      <w:r>
-        <w:rPr>
-          <w:u w:val="single"/>
-        </w:rPr>
-        <w:t>кодогенератора</w:t>
-      </w:r>
-      <w:proofErr w:type="spellEnd"/>
-      <w:r>
-        <w:rPr>
-          <w:u w:val="single"/>
-        </w:rPr>
-        <w:t xml:space="preserve">. </w:t>
-      </w:r>
-      <w:r>
-        <w:rPr>
-          <w:u w:val="single"/>
-        </w:rPr>
-        <w:t xml:space="preserve">Реализовать </w:t>
-      </w:r>
-      <w:r>
-        <w:rPr>
-          <w:u w:val="single"/>
-        </w:rPr>
-        <w:t>компонент</w:t>
-      </w:r>
-      <w:r>
-        <w:rPr>
-          <w:u w:val="single"/>
-        </w:rPr>
-        <w:t xml:space="preserve">ы </w:t>
-      </w:r>
-      <w:r>
-        <w:rPr>
-          <w:u w:val="single"/>
-        </w:rPr>
-        <w:t xml:space="preserve">ПО с использованием выбранных средств </w:t>
-      </w:r>
       <w:r>
         <w:rPr>
           <w:u w:val="single"/>
         </w:rPr>
         <w:lastRenderedPageBreak/>
-        <w:t>разработки</w:t>
-      </w:r>
-      <w:r>
-        <w:rPr>
-          <w:u w:val="single"/>
-        </w:rPr>
-        <w:t>.</w:t>
-      </w:r>
-      <w:r>
-        <w:rPr>
-          <w:u w:val="single"/>
-        </w:rPr>
-        <w:t xml:space="preserve"> </w:t>
-      </w:r>
-      <w:r>
-        <w:rPr>
-          <w:u w:val="single"/>
-        </w:rPr>
         <w:t xml:space="preserve">Выполнить сборку </w:t>
       </w:r>
       <w:r>
@@ -6317,7 +6335,7 @@
 </file>
 
 <file path=word/endnotes.xml><?xml version="1.0" encoding="utf-8"?>
-<w:endnotes xmlns:wpc="http://schemas.microsoft.com/office/word/2010/wordprocessingCanvas" xmlns:cx="http://schemas.microsoft.com/office/drawing/2014/chartex" xmlns:cx1="http://schemas.microsoft.com/office/drawing/2015/9/8/chartex" xmlns:cx2="http://schemas.microsoft.com/office/drawing/2015/10/21/chartex" xmlns:cx3="http://schemas.microsoft.com/office/drawing/2016/5/9/chartex" xmlns:cx4="http://schemas.microsoft.com/office/drawing/2016/5/10/chartex" xmlns:cx5="http://schemas.microsoft.com/office/drawing/2016/5/11/chartex" xmlns:cx6="http://schemas.microsoft.com/office/drawing/2016/5/12/chartex" xmlns:cx7="http://schemas.microsoft.com/office/drawing/2016/5/13/chartex" xmlns:cx8="http://schemas.microsoft.com/office/drawing/2016/5/14/chartex" xmlns:mc="http://schemas.openxmlformats.org/markup-compatibility/2006" xmlns:aink="http://schemas.microsoft.com/office/drawing/2016/ink" xmlns:am3d="http://schemas.microsoft.com/office/drawing/2017/model3d" xmlns:o="urn:schemas-microsoft-com:office:office" xmlns:oel="http://schemas.microsoft.com/office/2019/extlst" xmlns:r="http://schemas.openxmlformats.org/officeDocument/2006/relationships" xmlns:m="http://schemas.openxmlformats.org/officeDocument/2006/math" xmlns:v="urn:schemas-microsoft-com:vml" xmlns:wp14="http://schemas.microsoft.com/office/word/2010/wordprocessingDrawing" xmlns:wp="http://schemas.openxmlformats.org/drawingml/2006/wordprocessingDrawing" xmlns:w10="urn:schemas-microsoft-com:office:word" xmlns:w="http://schemas.openxmlformats.org/wordprocessingml/2006/main" xmlns:w14="http://schemas.microsoft.com/office/word/2010/wordml" xmlns:w15="http://schemas.microsoft.com/office/word/2012/wordml" xmlns:w16cex="http://schemas.microsoft.com/office/word/2018/wordml/cex" xmlns:w16cid="http://schemas.microsoft.com/office/word/2016/wordml/cid" xmlns:w16="http://schemas.microsoft.com/office/word/2018/wordml" xmlns:w16sdtdh="http://schemas.microsoft.com/office/word/2020/wordml/sdtdatahash" xmlns:w16se="http://schemas.microsoft.com/office/word/2015/wordml/symex" xmlns:wpg="http://schemas.microsoft.com/office/word/2010/wordprocessingGroup" xmlns:wpi="http://schemas.microsoft.com/office/word/2010/wordprocessingInk" xmlns:wne="http://schemas.microsoft.com/office/word/2006/wordml" xmlns:wps="http://schemas.microsoft.com/office/word/2010/wordprocessingShape" mc:Ignorable="w14 w15 w16se w16cid w16 w16cex w16sdtdh wp14">
+<w:endnotes xmlns:wpc="http://schemas.microsoft.com/office/word/2010/wordprocessingCanvas" xmlns:cx="http://schemas.microsoft.com/office/drawing/2014/chartex" xmlns:cx1="http://schemas.microsoft.com/office/drawing/2015/9/8/chartex" xmlns:cx2="http://schemas.microsoft.com/office/drawing/2015/10/21/chartex" xmlns:cx3="http://schemas.microsoft.com/office/drawing/2016/5/9/chartex" xmlns:cx4="http://schemas.microsoft.com/office/drawing/2016/5/10/chartex" xmlns:cx5="http://schemas.microsoft.com/office/drawing/2016/5/11/chartex" xmlns:cx6="http://schemas.microsoft.com/office/drawing/2016/5/12/chartex" xmlns:cx7="http://schemas.microsoft.com/office/drawing/2016/5/13/chartex" xmlns:cx8="http://schemas.microsoft.com/office/drawing/2016/5/14/chartex" xmlns:mc="http://schemas.openxmlformats.org/markup-compatibility/2006" xmlns:aink="http://schemas.microsoft.com/office/drawing/2016/ink" xmlns:am3d="http://schemas.microsoft.com/office/drawing/2017/model3d" xmlns:o="urn:schemas-microsoft-com:office:office" xmlns:r="http://schemas.openxmlformats.org/officeDocument/2006/relationships" xmlns:m="http://schemas.openxmlformats.org/officeDocument/2006/math" xmlns:v="urn:schemas-microsoft-com:vml" xmlns:wp14="http://schemas.microsoft.com/office/word/2010/wordprocessingDrawing" xmlns:wp="http://schemas.openxmlformats.org/drawingml/2006/wordprocessingDrawing" xmlns:w10="urn:schemas-microsoft-com:office:word" xmlns:w="http://schemas.openxmlformats.org/wordprocessingml/2006/main" xmlns:w14="http://schemas.microsoft.com/office/word/2010/wordml" xmlns:w15="http://schemas.microsoft.com/office/word/2012/wordml" xmlns:w16cid="http://schemas.microsoft.com/office/word/2016/wordml/cid" xmlns:w16se="http://schemas.microsoft.com/office/word/2015/wordml/symex" xmlns:wpg="http://schemas.microsoft.com/office/word/2010/wordprocessingGroup" xmlns:wpi="http://schemas.microsoft.com/office/word/2010/wordprocessingInk" xmlns:wne="http://schemas.microsoft.com/office/word/2006/wordml" xmlns:wps="http://schemas.microsoft.com/office/word/2010/wordprocessingShape" mc:Ignorable="w14 w15 w16se w16cid wp14">
   <w:endnote w:type="separator" w:id="-1">
     <w:p>
       <w:r>
@@ -6336,7 +6354,7 @@
 </file>
 
 <file path=word/footnotes.xml><?xml version="1.0" encoding="utf-8"?>
-<w:footnotes xmlns:wpc="http://schemas.microsoft.com/office/word/2010/wordprocessingCanvas" xmlns:cx="http://schemas.microsoft.com/office/drawing/2014/chartex" xmlns:cx1="http://schemas.microsoft.com/office/drawing/2015/9/8/chartex" xmlns:cx2="http://schemas.microsoft.com/office/drawing/2015/10/21/chartex" xmlns:cx3="http://schemas.microsoft.com/office/drawing/2016/5/9/chartex" xmlns:cx4="http://schemas.microsoft.com/office/drawing/2016/5/10/chartex" xmlns:cx5="http://schemas.microsoft.com/office/drawing/2016/5/11/chartex" xmlns:cx6="http://schemas.microsoft.com/office/drawing/2016/5/12/chartex" xmlns:cx7="http://schemas.microsoft.com/office/drawing/2016/5/13/chartex" xmlns:cx8="http://schemas.microsoft.com/office/drawing/2016/5/14/chartex" xmlns:mc="http://schemas.openxmlformats.org/markup-compatibility/2006" xmlns:aink="http://schemas.microsoft.com/office/drawing/2016/ink" xmlns:am3d="http://schemas.microsoft.com/office/drawing/2017/model3d" xmlns:o="urn:schemas-microsoft-com:office:office" xmlns:oel="http://schemas.microsoft.com/office/2019/extlst" xmlns:r="http://schemas.openxmlformats.org/officeDocument/2006/relationships" xmlns:m="http://schemas.openxmlformats.org/officeDocument/2006/math" xmlns:v="urn:schemas-microsoft-com:vml" xmlns:wp14="http://schemas.microsoft.com/office/word/2010/wordprocessingDrawing" xmlns:wp="http://schemas.openxmlformats.org/drawingml/2006/wordprocessingDrawing" xmlns:w10="urn:schemas-microsoft-com:office:word" xmlns:w="http://schemas.openxmlformats.org/wordprocessingml/2006/main" xmlns:w14="http://schemas.microsoft.com/office/word/2010/wordml" xmlns:w15="http://schemas.microsoft.com/office/word/2012/wordml" xmlns:w16cex="http://schemas.microsoft.com/office/word/2018/wordml/cex" xmlns:w16cid="http://schemas.microsoft.com/office/word/2016/wordml/cid" xmlns:w16="http://schemas.microsoft.com/office/word/2018/wordml" xmlns:w16sdtdh="http://schemas.microsoft.com/office/word/2020/wordml/sdtdatahash" xmlns:w16se="http://schemas.microsoft.com/office/word/2015/wordml/symex" xmlns:wpg="http://schemas.microsoft.com/office/word/2010/wordprocessingGroup" xmlns:wpi="http://schemas.microsoft.com/office/word/2010/wordprocessingInk" xmlns:wne="http://schemas.microsoft.com/office/word/2006/wordml" xmlns:wps="http://schemas.microsoft.com/office/word/2010/wordprocessingShape" mc:Ignorable="w14 w15 w16se w16cid w16 w16cex w16sdtdh wp14">
+<w:footnotes xmlns:wpc="http://schemas.microsoft.com/office/word/2010/wordprocessingCanvas" xmlns:cx="http://schemas.microsoft.com/office/drawing/2014/chartex" xmlns:cx1="http://schemas.microsoft.com/office/drawing/2015/9/8/chartex" xmlns:cx2="http://schemas.microsoft.com/office/drawing/2015/10/21/chartex" xmlns:cx3="http://schemas.microsoft.com/office/drawing/2016/5/9/chartex" xmlns:cx4="http://schemas.microsoft.com/office/drawing/2016/5/10/chartex" xmlns:cx5="http://schemas.microsoft.com/office/drawing/2016/5/11/chartex" xmlns:cx6="http://schemas.microsoft.com/office/drawing/2016/5/12/chartex" xmlns:cx7="http://schemas.microsoft.com/office/drawing/2016/5/13/chartex" xmlns:cx8="http://schemas.microsoft.com/office/drawing/2016/5/14/chartex" xmlns:mc="http://schemas.openxmlformats.org/markup-compatibility/2006" xmlns:aink="http://schemas.microsoft.com/office/drawing/2016/ink" xmlns:am3d="http://schemas.microsoft.com/office/drawing/2017/model3d" xmlns:o="urn:schemas-microsoft-com:office:office" xmlns:r="http://schemas.openxmlformats.org/officeDocument/2006/relationships" xmlns:m="http://schemas.openxmlformats.org/officeDocument/2006/math" xmlns:v="urn:schemas-microsoft-com:vml" xmlns:wp14="http://schemas.microsoft.com/office/word/2010/wordprocessingDrawing" xmlns:wp="http://schemas.openxmlformats.org/drawingml/2006/wordprocessingDrawing" xmlns:w10="urn:schemas-microsoft-com:office:word" xmlns:w="http://schemas.openxmlformats.org/wordprocessingml/2006/main" xmlns:w14="http://schemas.microsoft.com/office/word/2010/wordml" xmlns:w15="http://schemas.microsoft.com/office/word/2012/wordml" xmlns:w16cid="http://schemas.microsoft.com/office/word/2016/wordml/cid" xmlns:w16se="http://schemas.microsoft.com/office/word/2015/wordml/symex" xmlns:wpg="http://schemas.microsoft.com/office/word/2010/wordprocessingGroup" xmlns:wpi="http://schemas.microsoft.com/office/word/2010/wordprocessingInk" xmlns:wne="http://schemas.microsoft.com/office/word/2006/wordml" xmlns:wps="http://schemas.microsoft.com/office/word/2010/wordprocessingShape" mc:Ignorable="w14 w15 w16se w16cid wp14">
   <w:footnote w:type="separator" w:id="-1">
     <w:p>
       <w:r>
@@ -6355,7 +6373,7 @@
 </file>
 
 <file path=word/numbering.xml><?xml version="1.0" encoding="utf-8"?>
-<w:numbering xmlns:wpc="http://schemas.microsoft.com/office/word/2010/wordprocessingCanvas" xmlns:cx="http://schemas.microsoft.com/office/drawing/2014/chartex" xmlns:cx1="http://schemas.microsoft.com/office/drawing/2015/9/8/chartex" xmlns:cx2="http://schemas.microsoft.com/office/drawing/2015/10/21/chartex" xmlns:cx3="http://schemas.microsoft.com/office/drawing/2016/5/9/chartex" xmlns:cx4="http://schemas.microsoft.com/office/drawing/2016/5/10/chartex" xmlns:cx5="http://schemas.microsoft.com/office/drawing/2016/5/11/chartex" xmlns:cx6="http://schemas.microsoft.com/office/drawing/2016/5/12/chartex" xmlns:cx7="http://schemas.microsoft.com/office/drawing/2016/5/13/chartex" xmlns:cx8="http://schemas.microsoft.com/office/drawing/2016/5/14/chartex" xmlns:mc="http://schemas.openxmlformats.org/markup-compatibility/2006" xmlns:aink="http://schemas.microsoft.com/office/drawing/2016/ink" xmlns:am3d="http://schemas.microsoft.com/office/drawing/2017/model3d" xmlns:o="urn:schemas-microsoft-com:office:office" xmlns:oel="http://schemas.microsoft.com/office/2019/extlst" xmlns:r="http://schemas.openxmlformats.org/officeDocument/2006/relationships" xmlns:m="http://schemas.openxmlformats.org/officeDocument/2006/math" xmlns:v="urn:schemas-microsoft-com:vml" xmlns:wp14="http://schemas.microsoft.com/office/word/2010/wordprocessingDrawing" xmlns:wp="http://schemas.openxmlformats.org/drawingml/2006/wordprocessingDrawing" xmlns:w10="urn:schemas-microsoft-com:office:word" xmlns:w="http://schemas.openxmlformats.org/wordprocessingml/2006/main" xmlns:w14="http://schemas.microsoft.com/office/word/2010/wordml" xmlns:w15="http://schemas.microsoft.com/office/word/2012/wordml" xmlns:w16cex="http://schemas.microsoft.com/office/word/2018/wordml/cex" xmlns:w16cid="http://schemas.microsoft.com/office/word/2016/wordml/cid" xmlns:w16="http://schemas.microsoft.com/office/word/2018/wordml" xmlns:w16sdtdh="http://schemas.microsoft.com/office/word/2020/wordml/sdtdatahash" xmlns:w16se="http://schemas.microsoft.com/office/word/2015/wordml/symex" xmlns:wpg="http://schemas.microsoft.com/office/word/2010/wordprocessingGroup" xmlns:wpi="http://schemas.microsoft.com/office/word/2010/wordprocessingInk" xmlns:wne="http://schemas.microsoft.com/office/word/2006/wordml" xmlns:wps="http://schemas.microsoft.com/office/word/2010/wordprocessingShape" mc:Ignorable="w14 w15 w16se w16cid w16 w16cex w16sdtdh wp14">
+<w:numbering xmlns:wpc="http://schemas.microsoft.com/office/word/2010/wordprocessingCanvas" xmlns:cx="http://schemas.microsoft.com/office/drawing/2014/chartex" xmlns:cx1="http://schemas.microsoft.com/office/drawing/2015/9/8/chartex" xmlns:cx2="http://schemas.microsoft.com/office/drawing/2015/10/21/chartex" xmlns:cx3="http://schemas.microsoft.com/office/drawing/2016/5/9/chartex" xmlns:cx4="http://schemas.microsoft.com/office/drawing/2016/5/10/chartex" xmlns:cx5="http://schemas.microsoft.com/office/drawing/2016/5/11/chartex" xmlns:cx6="http://schemas.microsoft.com/office/drawing/2016/5/12/chartex" xmlns:cx7="http://schemas.microsoft.com/office/drawing/2016/5/13/chartex" xmlns:cx8="http://schemas.microsoft.com/office/drawing/2016/5/14/chartex" xmlns:mc="http://schemas.openxmlformats.org/markup-compatibility/2006" xmlns:aink="http://schemas.microsoft.com/office/drawing/2016/ink" xmlns:am3d="http://schemas.microsoft.com/office/drawing/2017/model3d" xmlns:o="urn:schemas-microsoft-com:office:office" xmlns:r="http://schemas.openxmlformats.org/officeDocument/2006/relationships" xmlns:m="http://schemas.openxmlformats.org/officeDocument/2006/math" xmlns:v="urn:schemas-microsoft-com:vml" xmlns:wp14="http://schemas.microsoft.com/office/word/2010/wordprocessingDrawing" xmlns:wp="http://schemas.openxmlformats.org/drawingml/2006/wordprocessingDrawing" xmlns:w10="urn:schemas-microsoft-com:office:word" xmlns:w="http://schemas.openxmlformats.org/wordprocessingml/2006/main" xmlns:w14="http://schemas.microsoft.com/office/word/2010/wordml" xmlns:w15="http://schemas.microsoft.com/office/word/2012/wordml" xmlns:w16cid="http://schemas.microsoft.com/office/word/2016/wordml/cid" xmlns:w16se="http://schemas.microsoft.com/office/word/2015/wordml/symex" xmlns:wpg="http://schemas.microsoft.com/office/word/2010/wordprocessingGroup" xmlns:wpi="http://schemas.microsoft.com/office/word/2010/wordprocessingInk" xmlns:wne="http://schemas.microsoft.com/office/word/2006/wordml" xmlns:wps="http://schemas.microsoft.com/office/word/2010/wordprocessingShape" mc:Ignorable="w14 w15 w16se w16cid wp14">
   <w:abstractNum w:abstractNumId="0" w15:restartNumberingAfterBreak="0">
     <w:nsid w:val="00000003"/>
     <w:multiLevelType w:val="singleLevel"/>
@@ -7738,53 +7756,53 @@
       </w:rPr>
     </w:lvl>
   </w:abstractNum>
-  <w:num w:numId="1" w16cid:durableId="760416283">
+  <w:num w:numId="1">
     <w:abstractNumId w:val="13"/>
   </w:num>
-  <w:num w:numId="2" w16cid:durableId="291399635">
+  <w:num w:numId="2">
     <w:abstractNumId w:val="12"/>
   </w:num>
-  <w:num w:numId="3" w16cid:durableId="250043571">
+  <w:num w:numId="3">
     <w:abstractNumId w:val="1"/>
   </w:num>
-  <w:num w:numId="4" w16cid:durableId="1920364638">
+  <w:num w:numId="4">
     <w:abstractNumId w:val="4"/>
   </w:num>
-  <w:num w:numId="5" w16cid:durableId="878011108">
+  <w:num w:numId="5">
     <w:abstractNumId w:val="5"/>
   </w:num>
-  <w:num w:numId="6" w16cid:durableId="504439370">
+  <w:num w:numId="6">
     <w:abstractNumId w:val="8"/>
   </w:num>
-  <w:num w:numId="7" w16cid:durableId="219100029">
+  <w:num w:numId="7">
     <w:abstractNumId w:val="11"/>
   </w:num>
-  <w:num w:numId="8" w16cid:durableId="385373377">
+  <w:num w:numId="8">
     <w:abstractNumId w:val="7"/>
   </w:num>
-  <w:num w:numId="9" w16cid:durableId="1080759011">
+  <w:num w:numId="9">
     <w:abstractNumId w:val="2"/>
   </w:num>
-  <w:num w:numId="10" w16cid:durableId="1182626433">
+  <w:num w:numId="10">
     <w:abstractNumId w:val="9"/>
   </w:num>
-  <w:num w:numId="11" w16cid:durableId="1066875377">
+  <w:num w:numId="11">
     <w:abstractNumId w:val="3"/>
   </w:num>
-  <w:num w:numId="12" w16cid:durableId="1353022775">
+  <w:num w:numId="12">
     <w:abstractNumId w:val="10"/>
   </w:num>
-  <w:num w:numId="13" w16cid:durableId="744839001">
+  <w:num w:numId="13">
     <w:abstractNumId w:val="6"/>
   </w:num>
-  <w:num w:numId="14" w16cid:durableId="1568950557">
+  <w:num w:numId="14">
     <w:abstractNumId w:val="0"/>
   </w:num>
 </w:numbering>
 </file>
 
 <file path=word/styles.xml><?xml version="1.0" encoding="utf-8"?>
-<w:styles xmlns:mc="http://schemas.openxmlformats.org/markup-compatibility/2006" xmlns:r="http://schemas.openxmlformats.org/officeDocument/2006/relationships" xmlns:w="http://schemas.openxmlformats.org/wordprocessingml/2006/main" xmlns:w14="http://schemas.microsoft.com/office/word/2010/wordml" xmlns:w15="http://schemas.microsoft.com/office/word/2012/wordml" xmlns:w16cex="http://schemas.microsoft.com/office/word/2018/wordml/cex" xmlns:w16cid="http://schemas.microsoft.com/office/word/2016/wordml/cid" xmlns:w16="http://schemas.microsoft.com/office/word/2018/wordml" xmlns:w16sdtdh="http://schemas.microsoft.com/office/word/2020/wordml/sdtdatahash" xmlns:w16se="http://schemas.microsoft.com/office/word/2015/wordml/symex" mc:Ignorable="w14 w15 w16se w16cid w16 w16cex w16sdtdh">
+<w:styles xmlns:mc="http://schemas.openxmlformats.org/markup-compatibility/2006" xmlns:r="http://schemas.openxmlformats.org/officeDocument/2006/relationships" xmlns:w="http://schemas.openxmlformats.org/wordprocessingml/2006/main" xmlns:w14="http://schemas.microsoft.com/office/word/2010/wordml" xmlns:w15="http://schemas.microsoft.com/office/word/2012/wordml" xmlns:w16cid="http://schemas.microsoft.com/office/word/2016/wordml/cid" xmlns:w16se="http://schemas.microsoft.com/office/word/2015/wordml/symex" mc:Ignorable="w14 w15 w16se w16cid">
   <w:docDefaults>
     <w:rPrDefault>
       <w:rPr>
@@ -7794,7 +7812,7 @@
     </w:rPrDefault>
     <w:pPrDefault/>
   </w:docDefaults>
-  <w:latentStyles w:defLockedState="0" w:defUIPriority="99" w:defSemiHidden="0" w:defUnhideWhenUsed="0" w:defQFormat="0" w:count="376">
+  <w:latentStyles w:defLockedState="0" w:defUIPriority="99" w:defSemiHidden="0" w:defUnhideWhenUsed="0" w:defQFormat="0" w:count="375">
     <w:lsdException w:name="Normal" w:uiPriority="0" w:qFormat="1"/>
     <w:lsdException w:name="heading 1" w:uiPriority="9" w:qFormat="1"/>
     <w:lsdException w:name="heading 2" w:semiHidden="1" w:uiPriority="9" w:unhideWhenUsed="1" w:qFormat="1"/>
@@ -8170,9 +8188,8 @@
     <w:lsdException w:name="Smart Hyperlink" w:semiHidden="1" w:unhideWhenUsed="1"/>
     <w:lsdException w:name="Hashtag" w:semiHidden="1" w:unhideWhenUsed="1"/>
     <w:lsdException w:name="Unresolved Mention" w:semiHidden="1" w:unhideWhenUsed="1"/>
-    <w:lsdException w:name="Smart Link" w:semiHidden="1" w:unhideWhenUsed="1"/>
   </w:latentStyles>
-  <w:style w:type="paragraph" w:default="1" w:styleId="Normal">
+  <w:style w:type="paragraph" w:default="1" w:styleId="a">
     <w:name w:val="Normal"/>
     <w:qFormat/>
     <w:rsid w:val="00595E71"/>
@@ -8182,11 +8199,11 @@
       <w:szCs w:val="24"/>
     </w:rPr>
   </w:style>
-  <w:style w:type="paragraph" w:styleId="Heading2">
+  <w:style w:type="paragraph" w:styleId="2">
     <w:name w:val="heading 2"/>
-    <w:basedOn w:val="Normal"/>
-    <w:next w:val="Normal"/>
-    <w:link w:val="Heading2Char"/>
+    <w:basedOn w:val="a"/>
+    <w:next w:val="a"/>
+    <w:link w:val="20"/>
     <w:uiPriority w:val="9"/>
     <w:semiHidden/>
     <w:unhideWhenUsed/>
@@ -8207,11 +8224,11 @@
       <w:szCs w:val="28"/>
     </w:rPr>
   </w:style>
-  <w:style w:type="paragraph" w:styleId="Heading3">
+  <w:style w:type="paragraph" w:styleId="3">
     <w:name w:val="heading 3"/>
-    <w:basedOn w:val="Normal"/>
-    <w:next w:val="Normal"/>
-    <w:link w:val="Heading3Char"/>
+    <w:basedOn w:val="a"/>
+    <w:next w:val="a"/>
+    <w:link w:val="30"/>
     <w:qFormat/>
     <w:rsid w:val="002B3A24"/>
     <w:pPr>
@@ -8226,11 +8243,11 @@
       <w:szCs w:val="20"/>
     </w:rPr>
   </w:style>
-  <w:style w:type="paragraph" w:styleId="Heading4">
+  <w:style w:type="paragraph" w:styleId="4">
     <w:name w:val="heading 4"/>
-    <w:basedOn w:val="Normal"/>
-    <w:next w:val="Normal"/>
-    <w:link w:val="Heading4Char"/>
+    <w:basedOn w:val="a"/>
+    <w:next w:val="a"/>
+    <w:link w:val="40"/>
     <w:qFormat/>
     <w:rsid w:val="002B3A24"/>
     <w:pPr>
@@ -8245,13 +8262,13 @@
       <w:szCs w:val="20"/>
     </w:rPr>
   </w:style>
-  <w:style w:type="character" w:default="1" w:styleId="DefaultParagraphFont">
+  <w:style w:type="character" w:default="1" w:styleId="a0">
     <w:name w:val="Default Paragraph Font"/>
     <w:uiPriority w:val="1"/>
     <w:semiHidden/>
     <w:unhideWhenUsed/>
   </w:style>
-  <w:style w:type="table" w:default="1" w:styleId="TableNormal">
+  <w:style w:type="table" w:default="1" w:styleId="a1">
     <w:name w:val="Normal Table"/>
     <w:uiPriority w:val="99"/>
     <w:semiHidden/>
@@ -8266,7 +8283,7 @@
       </w:tblCellMar>
     </w:tblPr>
   </w:style>
-  <w:style w:type="numbering" w:default="1" w:styleId="NoList">
+  <w:style w:type="numbering" w:default="1" w:styleId="a2">
     <w:name w:val="No List"/>
     <w:uiPriority w:val="99"/>
     <w:semiHidden/>
@@ -8301,8 +8318,8 @@
   </w:style>
   <w:style w:type="paragraph" w:customStyle="1" w:styleId="2005">
     <w:name w:val="МАУ'2005 Основной текст"/>
-    <w:basedOn w:val="Normal"/>
-    <w:next w:val="Normal"/>
+    <w:basedOn w:val="a"/>
+    <w:next w:val="a"/>
     <w:rsid w:val="00595E71"/>
     <w:pPr>
       <w:suppressAutoHyphens/>
@@ -8317,7 +8334,7 @@
       <w:rFonts w:ascii="Arial,Bold" w:hAnsi="Arial,Bold"/>
     </w:rPr>
   </w:style>
-  <w:style w:type="paragraph" w:customStyle="1" w:styleId="2">
+  <w:style w:type="paragraph" w:customStyle="1" w:styleId="21">
     <w:name w:val="Обычный2"/>
     <w:rsid w:val="00675F72"/>
     <w:pPr>
@@ -8328,10 +8345,10 @@
       <w:snapToGrid w:val="0"/>
     </w:rPr>
   </w:style>
-  <w:style w:type="paragraph" w:styleId="Title">
+  <w:style w:type="paragraph" w:styleId="a3">
     <w:name w:val="Title"/>
-    <w:basedOn w:val="Normal"/>
-    <w:link w:val="TitleChar"/>
+    <w:basedOn w:val="a"/>
+    <w:link w:val="a4"/>
     <w:qFormat/>
     <w:rsid w:val="00675F72"/>
     <w:pPr>
@@ -8343,9 +8360,9 @@
       <w:szCs w:val="20"/>
     </w:rPr>
   </w:style>
-  <w:style w:type="character" w:customStyle="1" w:styleId="TitleChar">
-    <w:name w:val="Title Char"/>
-    <w:link w:val="Title"/>
+  <w:style w:type="character" w:customStyle="1" w:styleId="a4">
+    <w:name w:val="Заголовок Знак"/>
+    <w:link w:val="a3"/>
     <w:rsid w:val="00675F72"/>
     <w:rPr>
       <w:rFonts w:ascii="Times New Roman" w:eastAsia="Times New Roman" w:hAnsi="Times New Roman"/>
@@ -8353,10 +8370,10 @@
       <w:sz w:val="26"/>
     </w:rPr>
   </w:style>
-  <w:style w:type="paragraph" w:styleId="BodyText2">
+  <w:style w:type="paragraph" w:styleId="22">
     <w:name w:val="Body Text 2"/>
-    <w:basedOn w:val="Normal"/>
-    <w:link w:val="BodyText2Char"/>
+    <w:basedOn w:val="a"/>
+    <w:link w:val="23"/>
     <w:rsid w:val="00675F72"/>
     <w:pPr>
       <w:jc w:val="both"/>
@@ -8365,19 +8382,19 @@
       <w:szCs w:val="20"/>
     </w:rPr>
   </w:style>
-  <w:style w:type="character" w:customStyle="1" w:styleId="BodyText2Char">
-    <w:name w:val="Body Text 2 Char"/>
-    <w:link w:val="BodyText2"/>
+  <w:style w:type="character" w:customStyle="1" w:styleId="23">
+    <w:name w:val="Основной текст 2 Знак"/>
+    <w:link w:val="22"/>
     <w:rsid w:val="00675F72"/>
     <w:rPr>
       <w:rFonts w:ascii="Times New Roman" w:eastAsia="Times New Roman" w:hAnsi="Times New Roman"/>
       <w:sz w:val="24"/>
     </w:rPr>
   </w:style>
-  <w:style w:type="paragraph" w:styleId="BodyText3">
+  <w:style w:type="paragraph" w:styleId="31">
     <w:name w:val="Body Text 3"/>
-    <w:basedOn w:val="Normal"/>
-    <w:link w:val="BodyText3Char"/>
+    <w:basedOn w:val="a"/>
+    <w:link w:val="32"/>
     <w:rsid w:val="00675F72"/>
     <w:pPr>
       <w:jc w:val="both"/>
@@ -8388,9 +8405,9 @@
       <w:szCs w:val="20"/>
     </w:rPr>
   </w:style>
-  <w:style w:type="character" w:customStyle="1" w:styleId="BodyText3Char">
-    <w:name w:val="Body Text 3 Char"/>
-    <w:link w:val="BodyText3"/>
+  <w:style w:type="character" w:customStyle="1" w:styleId="32">
+    <w:name w:val="Основной текст 3 Знак"/>
+    <w:link w:val="31"/>
     <w:rsid w:val="00675F72"/>
     <w:rPr>
       <w:rFonts w:ascii="Times New Roman" w:eastAsia="Times New Roman" w:hAnsi="Times New Roman"/>
@@ -8399,25 +8416,25 @@
       <w:sz w:val="24"/>
     </w:rPr>
   </w:style>
-  <w:style w:type="character" w:customStyle="1" w:styleId="Heading3Char">
-    <w:name w:val="Heading 3 Char"/>
-    <w:link w:val="Heading3"/>
+  <w:style w:type="character" w:customStyle="1" w:styleId="30">
+    <w:name w:val="Заголовок 3 Знак"/>
+    <w:link w:val="3"/>
     <w:rsid w:val="002B3A24"/>
     <w:rPr>
       <w:rFonts w:ascii="Times New Roman" w:eastAsia="Times New Roman" w:hAnsi="Times New Roman"/>
       <w:b/>
     </w:rPr>
   </w:style>
-  <w:style w:type="character" w:customStyle="1" w:styleId="Heading4Char">
-    <w:name w:val="Heading 4 Char"/>
-    <w:link w:val="Heading4"/>
+  <w:style w:type="character" w:customStyle="1" w:styleId="40">
+    <w:name w:val="Заголовок 4 Знак"/>
+    <w:link w:val="4"/>
     <w:rsid w:val="002B3A24"/>
     <w:rPr>
       <w:rFonts w:ascii="Times New Roman" w:eastAsia="Times New Roman" w:hAnsi="Times New Roman"/>
       <w:b/>
     </w:rPr>
   </w:style>
-  <w:style w:type="character" w:styleId="Strong">
+  <w:style w:type="character" w:styleId="a5">
     <w:name w:val="Strong"/>
     <w:uiPriority w:val="22"/>
     <w:qFormat/>
@@ -8427,16 +8444,16 @@
       <w:bCs/>
     </w:rPr>
   </w:style>
-  <w:style w:type="paragraph" w:styleId="NormalWeb">
+  <w:style w:type="paragraph" w:styleId="a6">
     <w:name w:val="Normal (Web)"/>
-    <w:basedOn w:val="Normal"/>
+    <w:basedOn w:val="a"/>
     <w:unhideWhenUsed/>
     <w:rsid w:val="00B65A9D"/>
     <w:pPr>
       <w:spacing w:before="100" w:beforeAutospacing="1" w:after="100" w:afterAutospacing="1"/>
     </w:pPr>
   </w:style>
-  <w:style w:type="character" w:styleId="Emphasis">
+  <w:style w:type="character" w:styleId="a7">
     <w:name w:val="Emphasis"/>
     <w:uiPriority w:val="20"/>
     <w:qFormat/>
@@ -8446,10 +8463,10 @@
       <w:iCs/>
     </w:rPr>
   </w:style>
-  <w:style w:type="paragraph" w:styleId="Header">
+  <w:style w:type="paragraph" w:styleId="a8">
     <w:name w:val="header"/>
-    <w:basedOn w:val="Normal"/>
-    <w:link w:val="HeaderChar"/>
+    <w:basedOn w:val="a"/>
+    <w:link w:val="a9"/>
     <w:uiPriority w:val="99"/>
     <w:unhideWhenUsed/>
     <w:rsid w:val="001944B5"/>
@@ -8460,9 +8477,9 @@
       </w:tabs>
     </w:pPr>
   </w:style>
-  <w:style w:type="character" w:customStyle="1" w:styleId="HeaderChar">
-    <w:name w:val="Header Char"/>
-    <w:link w:val="Header"/>
+  <w:style w:type="character" w:customStyle="1" w:styleId="a9">
+    <w:name w:val="Верхний колонтитул Знак"/>
+    <w:link w:val="a8"/>
     <w:uiPriority w:val="99"/>
     <w:rsid w:val="001944B5"/>
     <w:rPr>
@@ -8471,10 +8488,10 @@
       <w:szCs w:val="24"/>
     </w:rPr>
   </w:style>
-  <w:style w:type="paragraph" w:styleId="Footer">
+  <w:style w:type="paragraph" w:styleId="aa">
     <w:name w:val="footer"/>
-    <w:basedOn w:val="Normal"/>
-    <w:link w:val="FooterChar"/>
+    <w:basedOn w:val="a"/>
+    <w:link w:val="ab"/>
     <w:uiPriority w:val="99"/>
     <w:unhideWhenUsed/>
     <w:rsid w:val="001944B5"/>
@@ -8485,9 +8502,9 @@
       </w:tabs>
     </w:pPr>
   </w:style>
-  <w:style w:type="character" w:customStyle="1" w:styleId="FooterChar">
-    <w:name w:val="Footer Char"/>
-    <w:link w:val="Footer"/>
+  <w:style w:type="character" w:customStyle="1" w:styleId="ab">
+    <w:name w:val="Нижний колонтитул Знак"/>
+    <w:link w:val="aa"/>
     <w:uiPriority w:val="99"/>
     <w:rsid w:val="001944B5"/>
     <w:rPr>
@@ -8496,9 +8513,9 @@
       <w:szCs w:val="24"/>
     </w:rPr>
   </w:style>
-  <w:style w:type="character" w:customStyle="1" w:styleId="Heading2Char">
-    <w:name w:val="Heading 2 Char"/>
-    <w:link w:val="Heading2"/>
+  <w:style w:type="character" w:customStyle="1" w:styleId="20">
+    <w:name w:val="Заголовок 2 Знак"/>
+    <w:link w:val="2"/>
     <w:uiPriority w:val="9"/>
     <w:semiHidden/>
     <w:rsid w:val="00106B22"/>
@@ -8514,7 +8531,7 @@
   </w:style>
   <w:style w:type="paragraph" w:customStyle="1" w:styleId="Style21">
     <w:name w:val="Style21"/>
-    <w:basedOn w:val="Normal"/>
+    <w:basedOn w:val="a"/>
     <w:rsid w:val="002D720B"/>
     <w:pPr>
       <w:widowControl w:val="0"/>
@@ -8530,9 +8547,9 @@
     <w:name w:val="apple-converted-space"/>
     <w:rsid w:val="00A4734F"/>
   </w:style>
-  <w:style w:type="table" w:styleId="TableGrid">
+  <w:style w:type="table" w:styleId="ac">
     <w:name w:val="Table Grid"/>
-    <w:basedOn w:val="TableNormal"/>
+    <w:basedOn w:val="a1"/>
     <w:uiPriority w:val="59"/>
     <w:rsid w:val="00DC585C"/>
     <w:tblPr>
@@ -8546,10 +8563,10 @@
       </w:tblBorders>
     </w:tblPr>
   </w:style>
-  <w:style w:type="paragraph" w:styleId="BalloonText">
+  <w:style w:type="paragraph" w:styleId="ad">
     <w:name w:val="Balloon Text"/>
-    <w:basedOn w:val="Normal"/>
-    <w:link w:val="BalloonTextChar"/>
+    <w:basedOn w:val="a"/>
+    <w:link w:val="ae"/>
     <w:uiPriority w:val="99"/>
     <w:semiHidden/>
     <w:unhideWhenUsed/>
@@ -8560,9 +8577,9 @@
       <w:szCs w:val="18"/>
     </w:rPr>
   </w:style>
-  <w:style w:type="character" w:customStyle="1" w:styleId="BalloonTextChar">
-    <w:name w:val="Balloon Text Char"/>
-    <w:link w:val="BalloonText"/>
+  <w:style w:type="character" w:customStyle="1" w:styleId="ae">
+    <w:name w:val="Текст выноски Знак"/>
+    <w:link w:val="ad"/>
     <w:uiPriority w:val="99"/>
     <w:semiHidden/>
     <w:rsid w:val="0026197F"/>
@@ -8572,7 +8589,7 @@
       <w:szCs w:val="18"/>
     </w:rPr>
   </w:style>
-  <w:style w:type="character" w:styleId="CommentReference">
+  <w:style w:type="character" w:styleId="af">
     <w:name w:val="annotation reference"/>
     <w:unhideWhenUsed/>
     <w:rsid w:val="001728D1"/>
@@ -8581,10 +8598,10 @@
       <w:szCs w:val="16"/>
     </w:rPr>
   </w:style>
-  <w:style w:type="paragraph" w:styleId="CommentText">
+  <w:style w:type="paragraph" w:styleId="af0">
     <w:name w:val="annotation text"/>
-    <w:basedOn w:val="Normal"/>
-    <w:link w:val="CommentTextChar"/>
+    <w:basedOn w:val="a"/>
+    <w:link w:val="af1"/>
     <w:unhideWhenUsed/>
     <w:rsid w:val="001728D1"/>
     <w:rPr>
@@ -8592,19 +8609,19 @@
       <w:szCs w:val="20"/>
     </w:rPr>
   </w:style>
-  <w:style w:type="character" w:customStyle="1" w:styleId="CommentTextChar">
-    <w:name w:val="Comment Text Char"/>
-    <w:link w:val="CommentText"/>
+  <w:style w:type="character" w:customStyle="1" w:styleId="af1">
+    <w:name w:val="Текст примечания Знак"/>
+    <w:link w:val="af0"/>
     <w:rsid w:val="001728D1"/>
     <w:rPr>
       <w:rFonts w:ascii="Times New Roman" w:eastAsia="Times New Roman" w:hAnsi="Times New Roman"/>
     </w:rPr>
   </w:style>
-  <w:style w:type="paragraph" w:styleId="CommentSubject">
+  <w:style w:type="paragraph" w:styleId="af2">
     <w:name w:val="annotation subject"/>
-    <w:basedOn w:val="CommentText"/>
-    <w:next w:val="CommentText"/>
-    <w:link w:val="CommentSubjectChar"/>
+    <w:basedOn w:val="af0"/>
+    <w:next w:val="af0"/>
+    <w:link w:val="af3"/>
     <w:uiPriority w:val="99"/>
     <w:semiHidden/>
     <w:unhideWhenUsed/>
@@ -8614,9 +8631,9 @@
       <w:bCs/>
     </w:rPr>
   </w:style>
-  <w:style w:type="character" w:customStyle="1" w:styleId="CommentSubjectChar">
-    <w:name w:val="Comment Subject Char"/>
-    <w:link w:val="CommentSubject"/>
+  <w:style w:type="character" w:customStyle="1" w:styleId="af3">
+    <w:name w:val="Тема примечания Знак"/>
+    <w:link w:val="af2"/>
     <w:uiPriority w:val="99"/>
     <w:semiHidden/>
     <w:rsid w:val="00426938"/>
@@ -8628,12 +8645,12 @@
   </w:style>
   <w:style w:type="character" w:customStyle="1" w:styleId="g-nobold">
     <w:name w:val="g-nobold"/>
-    <w:basedOn w:val="DefaultParagraphFont"/>
+    <w:basedOn w:val="a0"/>
     <w:rsid w:val="004B7C89"/>
   </w:style>
-  <w:style w:type="paragraph" w:styleId="ListParagraph">
+  <w:style w:type="paragraph" w:styleId="af4">
     <w:name w:val="List Paragraph"/>
-    <w:basedOn w:val="Normal"/>
+    <w:basedOn w:val="a"/>
     <w:uiPriority w:val="34"/>
     <w:qFormat/>
     <w:rsid w:val="001636CF"/>
@@ -8933,7 +8950,7 @@
 </file>
 
 <file path=customXml/itemProps1.xml><?xml version="1.0" encoding="utf-8"?>
-<ds:datastoreItem xmlns:ds="http://schemas.openxmlformats.org/officeDocument/2006/customXml" ds:itemID="{70582D05-8604-4B33-A011-9905044EBA6B}">
+<ds:datastoreItem xmlns:ds="http://schemas.openxmlformats.org/officeDocument/2006/customXml" ds:itemID="{26456C11-5637-449C-AB0B-1A2074DE9E84}">
   <ds:schemaRefs>
     <ds:schemaRef ds:uri="http://schemas.openxmlformats.org/officeDocument/2006/bibliography"/>
   </ds:schemaRefs>

--- a/vkr/Задание-календарный план.docx
+++ b/vkr/Задание-календарный план.docx
@@ -1060,25 +1060,25 @@
           <w:i w:val="0"/>
           <w:u w:val="single"/>
         </w:rPr>
-        <w:t xml:space="preserve">нализ устройства </w:t>
-      </w:r>
-      <w:proofErr w:type="spellStart"/>
+        <w:t xml:space="preserve">нализ </w:t>
+      </w:r>
       <w:r>
         <w:rPr>
           <w:b w:val="0"/>
           <w:i w:val="0"/>
           <w:u w:val="single"/>
         </w:rPr>
-        <w:t>байткода</w:t>
-      </w:r>
-      <w:proofErr w:type="spellEnd"/>
+        <w:t>структуры</w:t>
+      </w:r>
+      <w:bookmarkStart w:id="0" w:name="_GoBack"/>
+      <w:bookmarkEnd w:id="0"/>
       <w:r>
         <w:rPr>
           <w:b w:val="0"/>
           <w:i w:val="0"/>
           <w:u w:val="single"/>
         </w:rPr>
-        <w:t xml:space="preserve"> и модели исполнения </w:t>
+        <w:t xml:space="preserve"> </w:t>
       </w:r>
       <w:proofErr w:type="spellStart"/>
       <w:r>
@@ -1087,7 +1087,7 @@
           <w:i w:val="0"/>
           <w:u w:val="single"/>
         </w:rPr>
-        <w:t>WebAssembly</w:t>
+        <w:t>байткода</w:t>
       </w:r>
       <w:proofErr w:type="spellEnd"/>
       <w:r>
@@ -1096,22 +1096,40 @@
           <w:i w:val="0"/>
           <w:u w:val="single"/>
         </w:rPr>
-        <w:t xml:space="preserve">. </w:t>
-      </w:r>
+        <w:t xml:space="preserve"> и модели исполнения </w:t>
+      </w:r>
+      <w:proofErr w:type="spellStart"/>
       <w:r>
         <w:rPr>
           <w:b w:val="0"/>
           <w:i w:val="0"/>
           <w:u w:val="single"/>
         </w:rPr>
-        <w:t>                                            </w:t>
-      </w:r>
+        <w:t>WebAssembly</w:t>
+      </w:r>
+      <w:proofErr w:type="spellEnd"/>
       <w:r>
         <w:rPr>
           <w:b w:val="0"/>
           <w:i w:val="0"/>
           <w:u w:val="single"/>
         </w:rPr>
+        <w:t xml:space="preserve">. </w:t>
+      </w:r>
+      <w:r>
+        <w:rPr>
+          <w:b w:val="0"/>
+          <w:i w:val="0"/>
+          <w:u w:val="single"/>
+        </w:rPr>
+        <w:t>                                            </w:t>
+      </w:r>
+      <w:r>
+        <w:rPr>
+          <w:b w:val="0"/>
+          <w:i w:val="0"/>
+          <w:u w:val="single"/>
+        </w:rPr>
         <w:t>                                                                      </w:t>
       </w:r>
     </w:p>
@@ -1258,8 +1276,6 @@
         </w:rPr>
         <w:t>программного обеспечение</w:t>
       </w:r>
-      <w:bookmarkStart w:id="0" w:name="_GoBack"/>
-      <w:bookmarkEnd w:id="0"/>
       <w:r>
         <w:rPr>
           <w:u w:val="single"/>
@@ -8950,7 +8966,7 @@
 </file>
 
 <file path=customXml/itemProps1.xml><?xml version="1.0" encoding="utf-8"?>
-<ds:datastoreItem xmlns:ds="http://schemas.openxmlformats.org/officeDocument/2006/customXml" ds:itemID="{26456C11-5637-449C-AB0B-1A2074DE9E84}">
+<ds:datastoreItem xmlns:ds="http://schemas.openxmlformats.org/officeDocument/2006/customXml" ds:itemID="{7BFE6CDE-8F06-4116-A6D1-2DF14F2309B1}">
   <ds:schemaRefs>
     <ds:schemaRef ds:uri="http://schemas.openxmlformats.org/officeDocument/2006/bibliography"/>
   </ds:schemaRefs>
